--- a/lessons/2-9/downloads/reveal/2.9-session-1-practice-form-b.docx
+++ b/lessons/2-9/downloads/reveal/2.9-session-1-practice-form-b.docx
@@ -15,7 +15,7 @@
         <w:rPr>
           <w:rFonts w:ascii="Avenir Next" w:hAnsi="Avenir Next" w:cs="Avenir Next" w:eastAsia="Avenir Next"/>
           <w:color w:val="1A1A1A"/>
-          <w:sz w:val="20"/>
+          <w:sz w:val="22"/>
           <w:szCs w:val="20"/>
         </w:rPr>
         <w:t xml:space="preserve">Name</w:t>
@@ -33,7 +33,7 @@
         <w:rPr>
           <w:rFonts w:ascii="Avenir Next" w:hAnsi="Avenir Next" w:cs="Avenir Next" w:eastAsia="Avenir Next"/>
           <w:color w:val="1A1A1A"/>
-          <w:sz w:val="20"/>
+          <w:sz w:val="22"/>
           <w:szCs w:val="20"/>
         </w:rPr>
         <w:t xml:space="preserve">   Date</w:t>
@@ -51,7 +51,7 @@
         <w:rPr>
           <w:rFonts w:ascii="Avenir Next" w:hAnsi="Avenir Next" w:cs="Avenir Next" w:eastAsia="Avenir Next"/>
           <w:color w:val="1A1A1A"/>
-          <w:sz w:val="20"/>
+          <w:sz w:val="22"/>
           <w:szCs w:val="20"/>
         </w:rPr>
         <w:t xml:space="preserve">   Period</w:t>
@@ -78,7 +78,7 @@
           <w:caps/>
           <w:color w:val="003A70"/>
           <w:spacing w:val="12"/>
-          <w:sz w:val="19"/>
+          <w:sz w:val="22"/>
           <w:szCs w:val="19"/>
         </w:rPr>
         <w:t xml:space="preserve">Lesson 2-9  ·  Session 1  ·  Practice  ·  Form B</w:t>
@@ -86,6 +86,7 @@
     </w:p>
     <w:p>
       <w:pPr>
+        <w:pStyle w:val="Heading1"/>
         <w:keepNext/>
         <w:spacing w:before="0" w:after="10" w:line="240" w:lineRule="auto"/>
       </w:pPr>
@@ -111,7 +112,7 @@
         <w:rPr>
           <w:rFonts w:ascii="Avenir Next" w:hAnsi="Avenir Next" w:cs="Avenir Next" w:eastAsia="Avenir Next"/>
           <w:color w:val="5A5F66"/>
-          <w:sz w:val="17"/>
+          <w:sz w:val="22"/>
           <w:szCs w:val="17"/>
         </w:rPr>
         <w:t xml:space="preserve">Learning target — I can find the mean absolute deviation of a data set and explain what it measures.</w:t>
@@ -128,7 +129,7 @@
     </w:p>
     <w:p>
       <w:pPr>
-        <w:spacing w:before="0" w:after="0" w:line="60" w:lineRule="auto"/>
+        <w:spacing w:before="0" w:after="0" w:line="50" w:lineRule="exact"/>
       </w:pPr>
     </w:p>
     <w:tbl>
@@ -167,6 +168,7 @@
           </w:tcPr>
           <w:p>
             <w:pPr>
+              <w:pStyle w:val="Heading2"/>
               <w:spacing w:before="0" w:after="40" w:line="264" w:lineRule="auto"/>
             </w:pPr>
             <w:r>
@@ -194,18 +196,18 @@
                 <w:rFonts w:ascii="Avenir Next" w:hAnsi="Avenir Next" w:cs="Avenir Next" w:eastAsia="Avenir Next"/>
                 <w:b/>
                 <w:color w:val="003A70"/>
+                <w:sz w:val="22"/>
+                <w:szCs w:val="18"/>
+              </w:rPr>
+              <w:t xml:space="preserve">•</w:t>
+            </w:r>
+            <w:r>
+              <w:rPr>
+                <w:rFonts w:ascii="Avenir Next" w:hAnsi="Avenir Next" w:cs="Avenir Next" w:eastAsia="Avenir Next"/>
+                <w:color w:val="1A1A1A"/>
                 <w:sz w:val="18"/>
                 <w:szCs w:val="18"/>
               </w:rPr>
-              <w:t xml:space="preserve">•</w:t>
-            </w:r>
-            <w:r>
-              <w:rPr>
-                <w:rFonts w:ascii="Avenir Next" w:hAnsi="Avenir Next" w:cs="Avenir Next" w:eastAsia="Avenir Next"/>
-                <w:color w:val="1A1A1A"/>
-                <w:sz w:val="18"/>
-                <w:szCs w:val="18"/>
-              </w:rPr>
               <w:tab/>
             </w:r>
             <w:r>
@@ -213,7 +215,7 @@
                 <w:rFonts w:ascii="Avenir Next" w:hAnsi="Avenir Next" w:cs="Avenir Next" w:eastAsia="Avenir Next"/>
                 <w:b/>
                 <w:color w:val="1A1A1A"/>
-                <w:sz w:val="18"/>
+                <w:sz w:val="22"/>
                 <w:szCs w:val="18"/>
               </w:rPr>
               <w:t xml:space="preserve">MAD</w:t>
@@ -222,7 +224,7 @@
               <w:rPr>
                 <w:rFonts w:ascii="Avenir Next" w:hAnsi="Avenir Next" w:cs="Avenir Next" w:eastAsia="Avenir Next"/>
                 <w:color w:val="1A1A1A"/>
-                <w:sz w:val="18"/>
+                <w:sz w:val="22"/>
                 <w:szCs w:val="18"/>
               </w:rPr>
               <w:t xml:space="preserve"> (mean absolute deviation) = the mean of the distances from the mean.</w:t>
@@ -241,25 +243,25 @@
                 <w:rFonts w:ascii="Avenir Next" w:hAnsi="Avenir Next" w:cs="Avenir Next" w:eastAsia="Avenir Next"/>
                 <w:b/>
                 <w:color w:val="003A70"/>
+                <w:sz w:val="22"/>
+                <w:szCs w:val="18"/>
+              </w:rPr>
+              <w:t xml:space="preserve">•</w:t>
+            </w:r>
+            <w:r>
+              <w:rPr>
+                <w:rFonts w:ascii="Avenir Next" w:hAnsi="Avenir Next" w:cs="Avenir Next" w:eastAsia="Avenir Next"/>
+                <w:color w:val="1A1A1A"/>
                 <w:sz w:val="18"/>
                 <w:szCs w:val="18"/>
               </w:rPr>
-              <w:t xml:space="preserve">•</w:t>
-            </w:r>
-            <w:r>
-              <w:rPr>
-                <w:rFonts w:ascii="Avenir Next" w:hAnsi="Avenir Next" w:cs="Avenir Next" w:eastAsia="Avenir Next"/>
-                <w:color w:val="1A1A1A"/>
-                <w:sz w:val="18"/>
-                <w:szCs w:val="18"/>
-              </w:rPr>
               <w:tab/>
             </w:r>
             <w:r>
               <w:rPr>
                 <w:rFonts w:ascii="Avenir Next" w:hAnsi="Avenir Next" w:cs="Avenir Next" w:eastAsia="Avenir Next"/>
                 <w:color w:val="1A1A1A"/>
-                <w:sz w:val="18"/>
+                <w:sz w:val="22"/>
                 <w:szCs w:val="18"/>
               </w:rPr>
               <w:t xml:space="preserve">Steps: find the </w:t>
@@ -269,7 +271,7 @@
                 <w:rFonts w:ascii="Avenir Next" w:hAnsi="Avenir Next" w:cs="Avenir Next" w:eastAsia="Avenir Next"/>
                 <w:b/>
                 <w:color w:val="1A1A1A"/>
-                <w:sz w:val="18"/>
+                <w:sz w:val="22"/>
                 <w:szCs w:val="18"/>
               </w:rPr>
               <w:t xml:space="preserve">mean</w:t>
@@ -278,7 +280,7 @@
               <w:rPr>
                 <w:rFonts w:ascii="Avenir Next" w:hAnsi="Avenir Next" w:cs="Avenir Next" w:eastAsia="Avenir Next"/>
                 <w:color w:val="1A1A1A"/>
-                <w:sz w:val="18"/>
+                <w:sz w:val="22"/>
                 <w:szCs w:val="18"/>
               </w:rPr>
               <w:t xml:space="preserve">, find each value’s </w:t>
@@ -288,7 +290,7 @@
                 <w:rFonts w:ascii="Avenir Next" w:hAnsi="Avenir Next" w:cs="Avenir Next" w:eastAsia="Avenir Next"/>
                 <w:b/>
                 <w:color w:val="1A1A1A"/>
-                <w:sz w:val="18"/>
+                <w:sz w:val="22"/>
                 <w:szCs w:val="18"/>
               </w:rPr>
               <w:t xml:space="preserve">distance</w:t>
@@ -297,7 +299,7 @@
               <w:rPr>
                 <w:rFonts w:ascii="Avenir Next" w:hAnsi="Avenir Next" w:cs="Avenir Next" w:eastAsia="Avenir Next"/>
                 <w:color w:val="1A1A1A"/>
-                <w:sz w:val="18"/>
+                <w:sz w:val="22"/>
                 <w:szCs w:val="18"/>
               </w:rPr>
               <w:t xml:space="preserve"> from it (never negative), then </w:t>
@@ -307,7 +309,7 @@
                 <w:rFonts w:ascii="Avenir Next" w:hAnsi="Avenir Next" w:cs="Avenir Next" w:eastAsia="Avenir Next"/>
                 <w:b/>
                 <w:color w:val="1A1A1A"/>
-                <w:sz w:val="18"/>
+                <w:sz w:val="22"/>
                 <w:szCs w:val="18"/>
               </w:rPr>
               <w:t xml:space="preserve">average</w:t>
@@ -316,7 +318,7 @@
               <w:rPr>
                 <w:rFonts w:ascii="Avenir Next" w:hAnsi="Avenir Next" w:cs="Avenir Next" w:eastAsia="Avenir Next"/>
                 <w:color w:val="1A1A1A"/>
-                <w:sz w:val="18"/>
+                <w:sz w:val="22"/>
                 <w:szCs w:val="18"/>
               </w:rPr>
               <w:t xml:space="preserve"> the distances.</w:t>
@@ -335,25 +337,25 @@
                 <w:rFonts w:ascii="Avenir Next" w:hAnsi="Avenir Next" w:cs="Avenir Next" w:eastAsia="Avenir Next"/>
                 <w:b/>
                 <w:color w:val="003A70"/>
+                <w:sz w:val="22"/>
+                <w:szCs w:val="18"/>
+              </w:rPr>
+              <w:t xml:space="preserve">•</w:t>
+            </w:r>
+            <w:r>
+              <w:rPr>
+                <w:rFonts w:ascii="Avenir Next" w:hAnsi="Avenir Next" w:cs="Avenir Next" w:eastAsia="Avenir Next"/>
+                <w:color w:val="1A1A1A"/>
                 <w:sz w:val="18"/>
                 <w:szCs w:val="18"/>
               </w:rPr>
-              <w:t xml:space="preserve">•</w:t>
-            </w:r>
-            <w:r>
-              <w:rPr>
-                <w:rFonts w:ascii="Avenir Next" w:hAnsi="Avenir Next" w:cs="Avenir Next" w:eastAsia="Avenir Next"/>
-                <w:color w:val="1A1A1A"/>
-                <w:sz w:val="18"/>
-                <w:szCs w:val="18"/>
-              </w:rPr>
               <w:tab/>
             </w:r>
             <w:r>
               <w:rPr>
                 <w:rFonts w:ascii="Avenir Next" w:hAnsi="Avenir Next" w:cs="Avenir Next" w:eastAsia="Avenir Next"/>
                 <w:color w:val="1A1A1A"/>
-                <w:sz w:val="18"/>
+                <w:sz w:val="22"/>
                 <w:szCs w:val="18"/>
               </w:rPr>
               <w:t xml:space="preserve">If all values match, the MAD is 0. A </w:t>
@@ -363,7 +365,7 @@
                 <w:rFonts w:ascii="Avenir Next" w:hAnsi="Avenir Next" w:cs="Avenir Next" w:eastAsia="Avenir Next"/>
                 <w:b/>
                 <w:color w:val="1A1A1A"/>
-                <w:sz w:val="18"/>
+                <w:sz w:val="22"/>
                 <w:szCs w:val="18"/>
               </w:rPr>
               <w:t xml:space="preserve">small</w:t>
@@ -372,7 +374,7 @@
               <w:rPr>
                 <w:rFonts w:ascii="Avenir Next" w:hAnsi="Avenir Next" w:cs="Avenir Next" w:eastAsia="Avenir Next"/>
                 <w:color w:val="1A1A1A"/>
-                <w:sz w:val="18"/>
+                <w:sz w:val="22"/>
                 <w:szCs w:val="18"/>
               </w:rPr>
               <w:t xml:space="preserve"> MAD means values sit close to the mean.</w:t>
@@ -387,6 +389,7 @@
           </w:tcPr>
           <w:p>
             <w:pPr>
+              <w:pStyle w:val="Heading2"/>
               <w:spacing w:before="0" w:after="40" w:line="264" w:lineRule="auto"/>
             </w:pPr>
             <w:r>
@@ -409,7 +412,7 @@
               <w:rPr>
                 <w:rFonts w:ascii="Avenir Next" w:hAnsi="Avenir Next" w:cs="Avenir Next" w:eastAsia="Avenir Next"/>
                 <w:color w:val="1A1A1A"/>
-                <w:sz w:val="17"/>
+                <w:sz w:val="22"/>
                 <w:szCs w:val="17"/>
               </w:rPr>
               <w:t xml:space="preserve">Four plants grew 3, 7, 8 and 10 cm. Find the MAD.</w:t>
@@ -428,25 +431,25 @@
                 <w:rFonts w:ascii="Avenir Next" w:hAnsi="Avenir Next" w:cs="Avenir Next" w:eastAsia="Avenir Next"/>
                 <w:b/>
                 <w:color w:val="003A70"/>
+                <w:sz w:val="22"/>
+                <w:szCs w:val="17"/>
+              </w:rPr>
+              <w:t xml:space="preserve">Step 1</w:t>
+            </w:r>
+            <w:r>
+              <w:rPr>
+                <w:rFonts w:ascii="Avenir Next" w:hAnsi="Avenir Next" w:cs="Avenir Next" w:eastAsia="Avenir Next"/>
+                <w:color w:val="1A1A1A"/>
                 <w:sz w:val="17"/>
                 <w:szCs w:val="17"/>
               </w:rPr>
-              <w:t xml:space="preserve">Step 1</w:t>
-            </w:r>
-            <w:r>
-              <w:rPr>
-                <w:rFonts w:ascii="Avenir Next" w:hAnsi="Avenir Next" w:cs="Avenir Next" w:eastAsia="Avenir Next"/>
-                <w:color w:val="1A1A1A"/>
-                <w:sz w:val="17"/>
-                <w:szCs w:val="17"/>
-              </w:rPr>
               <w:tab/>
             </w:r>
             <w:r>
               <w:rPr>
                 <w:rFonts w:ascii="Avenir Next" w:hAnsi="Avenir Next" w:cs="Avenir Next" w:eastAsia="Avenir Next"/>
                 <w:color w:val="1A1A1A"/>
-                <w:sz w:val="17"/>
+                <w:sz w:val="22"/>
                 <w:szCs w:val="17"/>
               </w:rPr>
               <w:t xml:space="preserve">Mean: 28 ÷ 4 = 7.</w:t>
@@ -465,25 +468,25 @@
                 <w:rFonts w:ascii="Avenir Next" w:hAnsi="Avenir Next" w:cs="Avenir Next" w:eastAsia="Avenir Next"/>
                 <w:b/>
                 <w:color w:val="003A70"/>
+                <w:sz w:val="22"/>
+                <w:szCs w:val="17"/>
+              </w:rPr>
+              <w:t xml:space="preserve">Step 2</w:t>
+            </w:r>
+            <w:r>
+              <w:rPr>
+                <w:rFonts w:ascii="Avenir Next" w:hAnsi="Avenir Next" w:cs="Avenir Next" w:eastAsia="Avenir Next"/>
+                <w:color w:val="1A1A1A"/>
                 <w:sz w:val="17"/>
                 <w:szCs w:val="17"/>
               </w:rPr>
-              <w:t xml:space="preserve">Step 2</w:t>
-            </w:r>
-            <w:r>
-              <w:rPr>
-                <w:rFonts w:ascii="Avenir Next" w:hAnsi="Avenir Next" w:cs="Avenir Next" w:eastAsia="Avenir Next"/>
-                <w:color w:val="1A1A1A"/>
-                <w:sz w:val="17"/>
-                <w:szCs w:val="17"/>
-              </w:rPr>
               <w:tab/>
             </w:r>
             <w:r>
               <w:rPr>
                 <w:rFonts w:ascii="Avenir Next" w:hAnsi="Avenir Next" w:cs="Avenir Next" w:eastAsia="Avenir Next"/>
                 <w:color w:val="1A1A1A"/>
-                <w:sz w:val="17"/>
+                <w:sz w:val="22"/>
                 <w:szCs w:val="17"/>
               </w:rPr>
               <w:t xml:space="preserve">Distances from 7: 4, 0, 1, 3.</w:t>
@@ -502,25 +505,25 @@
                 <w:rFonts w:ascii="Avenir Next" w:hAnsi="Avenir Next" w:cs="Avenir Next" w:eastAsia="Avenir Next"/>
                 <w:b/>
                 <w:color w:val="003A70"/>
+                <w:sz w:val="22"/>
+                <w:szCs w:val="17"/>
+              </w:rPr>
+              <w:t xml:space="preserve">Step 3</w:t>
+            </w:r>
+            <w:r>
+              <w:rPr>
+                <w:rFonts w:ascii="Avenir Next" w:hAnsi="Avenir Next" w:cs="Avenir Next" w:eastAsia="Avenir Next"/>
+                <w:color w:val="1A1A1A"/>
                 <w:sz w:val="17"/>
                 <w:szCs w:val="17"/>
               </w:rPr>
-              <w:t xml:space="preserve">Step 3</w:t>
-            </w:r>
-            <w:r>
-              <w:rPr>
-                <w:rFonts w:ascii="Avenir Next" w:hAnsi="Avenir Next" w:cs="Avenir Next" w:eastAsia="Avenir Next"/>
-                <w:color w:val="1A1A1A"/>
-                <w:sz w:val="17"/>
-                <w:szCs w:val="17"/>
-              </w:rPr>
               <w:tab/>
             </w:r>
             <w:r>
               <w:rPr>
                 <w:rFonts w:ascii="Avenir Next" w:hAnsi="Avenir Next" w:cs="Avenir Next" w:eastAsia="Avenir Next"/>
                 <w:color w:val="1A1A1A"/>
-                <w:sz w:val="17"/>
+                <w:sz w:val="22"/>
                 <w:szCs w:val="17"/>
               </w:rPr>
               <w:t xml:space="preserve">Sum = 8, and 8 ÷ 4 = 2.</w:t>
@@ -539,18 +542,18 @@
                 <w:rFonts w:ascii="Avenir Next" w:hAnsi="Avenir Next" w:cs="Avenir Next" w:eastAsia="Avenir Next"/>
                 <w:b/>
                 <w:color w:val="1A1A1A"/>
+                <w:sz w:val="22"/>
+                <w:szCs w:val="17"/>
+              </w:rPr>
+              <w:t xml:space="preserve">Answer</w:t>
+            </w:r>
+            <w:r>
+              <w:rPr>
+                <w:rFonts w:ascii="Avenir Next" w:hAnsi="Avenir Next" w:cs="Avenir Next" w:eastAsia="Avenir Next"/>
+                <w:color w:val="1A1A1A"/>
                 <w:sz w:val="17"/>
                 <w:szCs w:val="17"/>
               </w:rPr>
-              <w:t xml:space="preserve">Answer</w:t>
-            </w:r>
-            <w:r>
-              <w:rPr>
-                <w:rFonts w:ascii="Avenir Next" w:hAnsi="Avenir Next" w:cs="Avenir Next" w:eastAsia="Avenir Next"/>
-                <w:color w:val="1A1A1A"/>
-                <w:sz w:val="17"/>
-                <w:szCs w:val="17"/>
-              </w:rPr>
               <w:tab/>
             </w:r>
             <w:r>
@@ -558,7 +561,7 @@
                 <w:rFonts w:ascii="Avenir Next" w:hAnsi="Avenir Next" w:cs="Avenir Next" w:eastAsia="Avenir Next"/>
                 <w:b/>
                 <w:color w:val="1A1A1A"/>
-                <w:sz w:val="17"/>
+                <w:sz w:val="22"/>
                 <w:szCs w:val="17"/>
               </w:rPr>
               <w:t xml:space="preserve">MAD = 2 cm</w:t>
@@ -587,7 +590,7 @@
           <w:rFonts w:ascii="Avenir Next" w:hAnsi="Avenir Next" w:cs="Avenir Next" w:eastAsia="Avenir Next"/>
           <w:b/>
           <w:color w:val="1A1A1A"/>
-          <w:sz w:val="17"/>
+          <w:sz w:val="22"/>
           <w:szCs w:val="17"/>
         </w:rPr>
         <w:t xml:space="preserve">mean absolute deviation</w:t>
@@ -597,7 +600,7 @@
           <w:rFonts w:ascii="Avenir Next" w:hAnsi="Avenir Next" w:cs="Avenir Next" w:eastAsia="Avenir Next"/>
           <w:i/>
           <w:color w:val="5A5F66"/>
-          <w:sz w:val="17"/>
+          <w:sz w:val="22"/>
           <w:szCs w:val="17"/>
         </w:rPr>
         <w:t xml:space="preserve"> (desviación media absoluta)</w:t>
@@ -606,7 +609,7 @@
         <w:rPr>
           <w:rFonts w:ascii="Avenir Next" w:hAnsi="Avenir Next" w:cs="Avenir Next" w:eastAsia="Avenir Next"/>
           <w:color w:val="5A5F66"/>
-          <w:sz w:val="17"/>
+          <w:sz w:val="22"/>
           <w:szCs w:val="17"/>
         </w:rPr>
         <w:t xml:space="preserve">   ·   </w:t>
@@ -616,7 +619,7 @@
           <w:rFonts w:ascii="Avenir Next" w:hAnsi="Avenir Next" w:cs="Avenir Next" w:eastAsia="Avenir Next"/>
           <w:b/>
           <w:color w:val="1A1A1A"/>
-          <w:sz w:val="17"/>
+          <w:sz w:val="22"/>
           <w:szCs w:val="17"/>
         </w:rPr>
         <w:t xml:space="preserve">deviation</w:t>
@@ -626,7 +629,7 @@
           <w:rFonts w:ascii="Avenir Next" w:hAnsi="Avenir Next" w:cs="Avenir Next" w:eastAsia="Avenir Next"/>
           <w:i/>
           <w:color w:val="5A5F66"/>
-          <w:sz w:val="17"/>
+          <w:sz w:val="22"/>
           <w:szCs w:val="17"/>
         </w:rPr>
         <w:t xml:space="preserve"> (desviación)</w:t>
@@ -635,7 +638,7 @@
         <w:rPr>
           <w:rFonts w:ascii="Avenir Next" w:hAnsi="Avenir Next" w:cs="Avenir Next" w:eastAsia="Avenir Next"/>
           <w:color w:val="5A5F66"/>
-          <w:sz w:val="17"/>
+          <w:sz w:val="22"/>
           <w:szCs w:val="17"/>
         </w:rPr>
         <w:t xml:space="preserve">   ·   </w:t>
@@ -645,7 +648,7 @@
           <w:rFonts w:ascii="Avenir Next" w:hAnsi="Avenir Next" w:cs="Avenir Next" w:eastAsia="Avenir Next"/>
           <w:b/>
           <w:color w:val="1A1A1A"/>
-          <w:sz w:val="17"/>
+          <w:sz w:val="22"/>
           <w:szCs w:val="17"/>
         </w:rPr>
         <w:t xml:space="preserve">absolute value</w:t>
@@ -655,7 +658,7 @@
           <w:rFonts w:ascii="Avenir Next" w:hAnsi="Avenir Next" w:cs="Avenir Next" w:eastAsia="Avenir Next"/>
           <w:i/>
           <w:color w:val="5A5F66"/>
-          <w:sz w:val="17"/>
+          <w:sz w:val="22"/>
           <w:szCs w:val="17"/>
         </w:rPr>
         <w:t xml:space="preserve"> (valor absoluto)</w:t>
@@ -664,7 +667,7 @@
         <w:rPr>
           <w:rFonts w:ascii="Avenir Next" w:hAnsi="Avenir Next" w:cs="Avenir Next" w:eastAsia="Avenir Next"/>
           <w:color w:val="5A5F66"/>
-          <w:sz w:val="17"/>
+          <w:sz w:val="22"/>
           <w:szCs w:val="17"/>
         </w:rPr>
         <w:t xml:space="preserve">   ·   </w:t>
@@ -674,7 +677,7 @@
           <w:rFonts w:ascii="Avenir Next" w:hAnsi="Avenir Next" w:cs="Avenir Next" w:eastAsia="Avenir Next"/>
           <w:b/>
           <w:color w:val="1A1A1A"/>
-          <w:sz w:val="17"/>
+          <w:sz w:val="22"/>
           <w:szCs w:val="17"/>
         </w:rPr>
         <w:t xml:space="preserve">spread</w:t>
@@ -684,7 +687,7 @@
           <w:rFonts w:ascii="Avenir Next" w:hAnsi="Avenir Next" w:cs="Avenir Next" w:eastAsia="Avenir Next"/>
           <w:i/>
           <w:color w:val="5A5F66"/>
-          <w:sz w:val="17"/>
+          <w:sz w:val="22"/>
           <w:szCs w:val="17"/>
         </w:rPr>
         <w:t xml:space="preserve"> (dispersión)</w:t>
@@ -692,6 +695,7 @@
     </w:p>
     <w:p>
       <w:pPr>
+        <w:pStyle w:val="Heading2"/>
         <w:keepNext/>
         <w:pBdr>
           <w:bottom w:val="single" w:sz="8" w:space="3" w:color="003A70"/>
@@ -707,7 +711,7 @@
           <w:b/>
           <w:color w:val="003A70"/>
           <w:spacing w:val="14"/>
-          <w:sz w:val="19"/>
+          <w:sz w:val="22"/>
           <w:szCs w:val="19"/>
         </w:rPr>
         <w:t xml:space="preserve">PRACTICE</w:t>
@@ -726,7 +730,7 @@
           <w:rFonts w:ascii="Avenir Next" w:hAnsi="Avenir Next" w:cs="Avenir Next" w:eastAsia="Avenir Next"/>
           <w:i/>
           <w:color w:val="5A5F66"/>
-          <w:sz w:val="17"/>
+          <w:sz w:val="22"/>
           <w:szCs w:val="17"/>
         </w:rPr>
         <w:t xml:space="preserve">show your work · label units</w:t>
@@ -734,7 +738,7 @@
     </w:p>
     <w:p>
       <w:pPr>
-        <w:spacing w:before="0" w:after="0" w:line="20" w:lineRule="exact"/>
+        <w:spacing w:before="0" w:after="0" w:line="50" w:lineRule="exact"/>
       </w:pPr>
     </w:p>
     <w:tbl>
@@ -784,18 +788,18 @@
                 <w:rFonts w:ascii="Avenir Next" w:hAnsi="Avenir Next" w:cs="Avenir Next" w:eastAsia="Avenir Next"/>
                 <w:b/>
                 <w:color w:val="1A1A1A"/>
+                <w:sz w:val="22"/>
+                <w:szCs w:val="20"/>
+              </w:rPr>
+              <w:t xml:space="preserve">1.</w:t>
+            </w:r>
+            <w:r>
+              <w:rPr>
+                <w:rFonts w:ascii="Avenir Next" w:hAnsi="Avenir Next" w:cs="Avenir Next" w:eastAsia="Avenir Next"/>
+                <w:color w:val="1A1A1A"/>
                 <w:sz w:val="20"/>
                 <w:szCs w:val="20"/>
               </w:rPr>
-              <w:t xml:space="preserve">1.</w:t>
-            </w:r>
-            <w:r>
-              <w:rPr>
-                <w:rFonts w:ascii="Avenir Next" w:hAnsi="Avenir Next" w:cs="Avenir Next" w:eastAsia="Avenir Next"/>
-                <w:color w:val="1A1A1A"/>
-                <w:sz w:val="20"/>
-                <w:szCs w:val="20"/>
-              </w:rPr>
               <w:tab/>
             </w:r>
             <w:r>
@@ -803,7 +807,7 @@
                 <w:rFonts w:ascii="Avenir Next" w:hAnsi="Avenir Next" w:cs="Avenir Next" w:eastAsia="Avenir Next"/>
                 <w:b/>
                 <w:color w:val="1A1A1A"/>
-                <w:sz w:val="20"/>
+                <w:sz w:val="22"/>
                 <w:szCs w:val="20"/>
               </w:rPr>
               <w:t xml:space="preserve">Spelling Quiz.  </w:t>
@@ -812,7 +816,7 @@
               <w:rPr>
                 <w:rFonts w:ascii="Avenir Next" w:hAnsi="Avenir Next" w:cs="Avenir Next" w:eastAsia="Avenir Next"/>
                 <w:color w:val="1A1A1A"/>
-                <w:sz w:val="20"/>
+                <w:sz w:val="22"/>
                 <w:szCs w:val="20"/>
               </w:rPr>
               <w:t xml:space="preserve">The mean of 11, 14, 18, 22 and 25 is 18. Complete the table. Then find the MAD: </w:t>
@@ -879,7 +883,7 @@
                       <w:rFonts w:ascii="Avenir Next" w:hAnsi="Avenir Next" w:cs="Avenir Next" w:eastAsia="Avenir Next"/>
                       <w:b/>
                       <w:color w:val="1A1A1A"/>
-                      <w:sz w:val="19"/>
+                      <w:sz w:val="22"/>
                       <w:szCs w:val="19"/>
                     </w:rPr>
                     <w:t xml:space="preserve">Value</w:t>
@@ -902,7 +906,7 @@
                       <w:rFonts w:ascii="Avenir Next" w:hAnsi="Avenir Next" w:cs="Avenir Next" w:eastAsia="Avenir Next"/>
                       <w:b/>
                       <w:color w:val="1A1A1A"/>
-                      <w:sz w:val="19"/>
+                      <w:sz w:val="22"/>
                       <w:szCs w:val="19"/>
                     </w:rPr>
                     <w:t xml:space="preserve">11</w:t>
@@ -925,7 +929,7 @@
                       <w:rFonts w:ascii="Avenir Next" w:hAnsi="Avenir Next" w:cs="Avenir Next" w:eastAsia="Avenir Next"/>
                       <w:b/>
                       <w:color w:val="1A1A1A"/>
-                      <w:sz w:val="19"/>
+                      <w:sz w:val="22"/>
                       <w:szCs w:val="19"/>
                     </w:rPr>
                     <w:t xml:space="preserve">14</w:t>
@@ -948,7 +952,7 @@
                       <w:rFonts w:ascii="Avenir Next" w:hAnsi="Avenir Next" w:cs="Avenir Next" w:eastAsia="Avenir Next"/>
                       <w:b/>
                       <w:color w:val="1A1A1A"/>
-                      <w:sz w:val="19"/>
+                      <w:sz w:val="22"/>
                       <w:szCs w:val="19"/>
                     </w:rPr>
                     <w:t xml:space="preserve">18</w:t>
@@ -971,7 +975,7 @@
                       <w:rFonts w:ascii="Avenir Next" w:hAnsi="Avenir Next" w:cs="Avenir Next" w:eastAsia="Avenir Next"/>
                       <w:b/>
                       <w:color w:val="1A1A1A"/>
-                      <w:sz w:val="19"/>
+                      <w:sz w:val="22"/>
                       <w:szCs w:val="19"/>
                     </w:rPr>
                     <w:t xml:space="preserve">22</w:t>
@@ -994,7 +998,7 @@
                       <w:rFonts w:ascii="Avenir Next" w:hAnsi="Avenir Next" w:cs="Avenir Next" w:eastAsia="Avenir Next"/>
                       <w:b/>
                       <w:color w:val="1A1A1A"/>
-                      <w:sz w:val="19"/>
+                      <w:sz w:val="22"/>
                       <w:szCs w:val="19"/>
                     </w:rPr>
                     <w:t xml:space="preserve">25</w:t>
@@ -1023,7 +1027,7 @@
                       <w:rFonts w:ascii="Avenir Next" w:hAnsi="Avenir Next" w:cs="Avenir Next" w:eastAsia="Avenir Next"/>
                       <w:b/>
                       <w:color w:val="1A1A1A"/>
-                      <w:sz w:val="19"/>
+                      <w:sz w:val="22"/>
                       <w:szCs w:val="19"/>
                     </w:rPr>
                     <w:t xml:space="preserve">Distance from 18</w:t>
@@ -1037,7 +1041,7 @@
                 </w:tcPr>
                 <w:p>
                   <w:pPr>
-                    <w:spacing w:before="0" w:after="0" w:line="240" w:lineRule="auto"/>
+                    <w:spacing w:before="0" w:after="0" w:line="50" w:lineRule="exact"/>
                   </w:pPr>
                 </w:p>
               </w:tc>
@@ -1048,7 +1052,7 @@
                 </w:tcPr>
                 <w:p>
                   <w:pPr>
-                    <w:spacing w:before="0" w:after="0" w:line="240" w:lineRule="auto"/>
+                    <w:spacing w:before="0" w:after="0" w:line="50" w:lineRule="exact"/>
                   </w:pPr>
                 </w:p>
               </w:tc>
@@ -1059,7 +1063,7 @@
                 </w:tcPr>
                 <w:p>
                   <w:pPr>
-                    <w:spacing w:before="0" w:after="0" w:line="240" w:lineRule="auto"/>
+                    <w:spacing w:before="0" w:after="0" w:line="50" w:lineRule="exact"/>
                   </w:pPr>
                 </w:p>
               </w:tc>
@@ -1070,7 +1074,7 @@
                 </w:tcPr>
                 <w:p>
                   <w:pPr>
-                    <w:spacing w:before="0" w:after="0" w:line="240" w:lineRule="auto"/>
+                    <w:spacing w:before="0" w:after="0" w:line="50" w:lineRule="exact"/>
                   </w:pPr>
                 </w:p>
               </w:tc>
@@ -1081,7 +1085,7 @@
                 </w:tcPr>
                 <w:p>
                   <w:pPr>
-                    <w:spacing w:before="0" w:after="0" w:line="240" w:lineRule="auto"/>
+                    <w:spacing w:before="0" w:after="0" w:line="50" w:lineRule="exact"/>
                   </w:pPr>
                 </w:p>
               </w:tc>
@@ -1089,7 +1093,7 @@
           </w:tbl>
           <w:p>
             <w:pPr>
-              <w:spacing w:before="0" w:after="0" w:line="24" w:lineRule="auto"/>
+              <w:spacing w:before="0" w:after="0" w:line="50" w:lineRule="exact"/>
             </w:pPr>
           </w:p>
         </w:tc>
@@ -1097,12 +1101,12 @@
     </w:tbl>
     <w:p>
       <w:pPr>
-        <w:spacing w:before="0" w:after="0" w:line="20" w:lineRule="exact"/>
+        <w:spacing w:before="0" w:after="0" w:line="50" w:lineRule="exact"/>
       </w:pPr>
     </w:p>
     <w:p>
       <w:pPr>
-        <w:spacing w:before="0" w:after="0" w:line="20" w:lineRule="exact"/>
+        <w:spacing w:before="0" w:after="0" w:line="50" w:lineRule="exact"/>
       </w:pPr>
     </w:p>
     <w:tbl>
@@ -1152,18 +1156,18 @@
                 <w:rFonts w:ascii="Avenir Next" w:hAnsi="Avenir Next" w:cs="Avenir Next" w:eastAsia="Avenir Next"/>
                 <w:b/>
                 <w:color w:val="1A1A1A"/>
+                <w:sz w:val="22"/>
+                <w:szCs w:val="20"/>
+              </w:rPr>
+              <w:t xml:space="preserve">2.</w:t>
+            </w:r>
+            <w:r>
+              <w:rPr>
+                <w:rFonts w:ascii="Avenir Next" w:hAnsi="Avenir Next" w:cs="Avenir Next" w:eastAsia="Avenir Next"/>
+                <w:color w:val="1A1A1A"/>
                 <w:sz w:val="20"/>
                 <w:szCs w:val="20"/>
               </w:rPr>
-              <w:t xml:space="preserve">2.</w:t>
-            </w:r>
-            <w:r>
-              <w:rPr>
-                <w:rFonts w:ascii="Avenir Next" w:hAnsi="Avenir Next" w:cs="Avenir Next" w:eastAsia="Avenir Next"/>
-                <w:color w:val="1A1A1A"/>
-                <w:sz w:val="20"/>
-                <w:szCs w:val="20"/>
-              </w:rPr>
               <w:tab/>
             </w:r>
             <w:r>
@@ -1171,7 +1175,7 @@
                 <w:rFonts w:ascii="Avenir Next" w:hAnsi="Avenir Next" w:cs="Avenir Next" w:eastAsia="Avenir Next"/>
                 <w:b/>
                 <w:color w:val="1A1A1A"/>
-                <w:sz w:val="20"/>
+                <w:sz w:val="22"/>
                 <w:szCs w:val="20"/>
               </w:rPr>
               <w:t xml:space="preserve">Gym Visits.  </w:t>
@@ -1180,7 +1184,7 @@
               <w:rPr>
                 <w:rFonts w:ascii="Avenir Next" w:hAnsi="Avenir Next" w:cs="Avenir Next" w:eastAsia="Avenir Next"/>
                 <w:color w:val="1A1A1A"/>
-                <w:sz w:val="20"/>
+                <w:sz w:val="22"/>
                 <w:szCs w:val="20"/>
               </w:rPr>
               <w:t xml:space="preserve">The dot plot shows the visitors to a gym on four evenings.</w:t>
@@ -1196,7 +1200,7 @@
               <w:drawing>
                 <wp:inline distT="0" distB="0" distL="0" distR="0">
                   <wp:extent cx="4023360" cy="896112"/>
-                  <wp:docPr id="1" name="Figure 1"/>
+                  <wp:docPr id="1" name="Figure 1" descr="Dot plot. Horizontal axis: Visitors, 30 to 50, ticks every 1. Dots by value: 32: 1; 36: 1; 44: 1; 48: 1"/>
                   <a:graphic xmlns:a="http://schemas.openxmlformats.org/drawingml/2006/main">
                     <a:graphicData uri="http://schemas.openxmlformats.org/drawingml/2006/picture">
                       <pic:pic xmlns:pic="http://schemas.openxmlformats.org/drawingml/2006/picture">
@@ -1240,10 +1244,28 @@
                 <w:rFonts w:ascii="Avenir Next" w:hAnsi="Avenir Next" w:cs="Avenir Next" w:eastAsia="Avenir Next"/>
                 <w:b/>
                 <w:color w:val="003A70"/>
+                <w:sz w:val="22"/>
+                <w:szCs w:val="20"/>
+              </w:rPr>
+              <w:t xml:space="preserve">a.</w:t>
+            </w:r>
+            <w:r>
+              <w:rPr>
+                <w:rFonts w:ascii="Avenir Next" w:hAnsi="Avenir Next" w:cs="Avenir Next" w:eastAsia="Avenir Next"/>
+                <w:color w:val="1A1A1A"/>
                 <w:sz w:val="20"/>
                 <w:szCs w:val="20"/>
               </w:rPr>
-              <w:t xml:space="preserve">a.</w:t>
+              <w:tab/>
+            </w:r>
+            <w:r>
+              <w:rPr>
+                <w:rFonts w:ascii="Avenir Next" w:hAnsi="Avenir Next" w:cs="Avenir Next" w:eastAsia="Avenir Next"/>
+                <w:color w:val="1A1A1A"/>
+                <w:sz w:val="22"/>
+                <w:szCs w:val="20"/>
+              </w:rPr>
+              <w:t xml:space="preserve">Mean:</w:t>
             </w:r>
             <w:r>
               <w:rPr>
@@ -1252,7 +1274,7 @@
                 <w:sz w:val="20"/>
                 <w:szCs w:val="20"/>
               </w:rPr>
-              <w:tab/>
+              <w:t xml:space="preserve">  </w:t>
             </w:r>
             <w:r>
               <w:rPr>
@@ -1260,24 +1282,6 @@
                 <w:color w:val="1A1A1A"/>
                 <w:sz w:val="20"/>
                 <w:szCs w:val="20"/>
-              </w:rPr>
-              <w:t xml:space="preserve">Mean:</w:t>
-            </w:r>
-            <w:r>
-              <w:rPr>
-                <w:rFonts w:ascii="Avenir Next" w:hAnsi="Avenir Next" w:cs="Avenir Next" w:eastAsia="Avenir Next"/>
-                <w:color w:val="1A1A1A"/>
-                <w:sz w:val="20"/>
-                <w:szCs w:val="20"/>
-              </w:rPr>
-              <w:t xml:space="preserve">  </w:t>
-            </w:r>
-            <w:r>
-              <w:rPr>
-                <w:rFonts w:ascii="Avenir Next" w:hAnsi="Avenir Next" w:cs="Avenir Next" w:eastAsia="Avenir Next"/>
-                <w:color w:val="1A1A1A"/>
-                <w:sz w:val="20"/>
-                <w:szCs w:val="20"/>
                 <w:u w:val="single"/>
               </w:rPr>
               <w:t xml:space="preserve">                </w:t>
@@ -1286,7 +1290,7 @@
               <w:rPr>
                 <w:rFonts w:ascii="Avenir Next" w:hAnsi="Avenir Next" w:cs="Avenir Next" w:eastAsia="Avenir Next"/>
                 <w:color w:val="1A1A1A"/>
-                <w:sz w:val="20"/>
+                <w:sz w:val="22"/>
                 <w:szCs w:val="20"/>
               </w:rPr>
               <w:t xml:space="preserve"> visitors</w:t>
@@ -1306,10 +1310,28 @@
                 <w:rFonts w:ascii="Avenir Next" w:hAnsi="Avenir Next" w:cs="Avenir Next" w:eastAsia="Avenir Next"/>
                 <w:b/>
                 <w:color w:val="003A70"/>
+                <w:sz w:val="22"/>
+                <w:szCs w:val="20"/>
+              </w:rPr>
+              <w:t xml:space="preserve">b.</w:t>
+            </w:r>
+            <w:r>
+              <w:rPr>
+                <w:rFonts w:ascii="Avenir Next" w:hAnsi="Avenir Next" w:cs="Avenir Next" w:eastAsia="Avenir Next"/>
+                <w:color w:val="1A1A1A"/>
                 <w:sz w:val="20"/>
                 <w:szCs w:val="20"/>
               </w:rPr>
-              <w:t xml:space="preserve">b.</w:t>
+              <w:tab/>
+            </w:r>
+            <w:r>
+              <w:rPr>
+                <w:rFonts w:ascii="Avenir Next" w:hAnsi="Avenir Next" w:cs="Avenir Next" w:eastAsia="Avenir Next"/>
+                <w:color w:val="1A1A1A"/>
+                <w:sz w:val="22"/>
+                <w:szCs w:val="20"/>
+              </w:rPr>
+              <w:t xml:space="preserve">MAD:</w:t>
             </w:r>
             <w:r>
               <w:rPr>
@@ -1318,7 +1340,7 @@
                 <w:sz w:val="20"/>
                 <w:szCs w:val="20"/>
               </w:rPr>
-              <w:tab/>
+              <w:t xml:space="preserve">  </w:t>
             </w:r>
             <w:r>
               <w:rPr>
@@ -1326,24 +1348,6 @@
                 <w:color w:val="1A1A1A"/>
                 <w:sz w:val="20"/>
                 <w:szCs w:val="20"/>
-              </w:rPr>
-              <w:t xml:space="preserve">MAD:</w:t>
-            </w:r>
-            <w:r>
-              <w:rPr>
-                <w:rFonts w:ascii="Avenir Next" w:hAnsi="Avenir Next" w:cs="Avenir Next" w:eastAsia="Avenir Next"/>
-                <w:color w:val="1A1A1A"/>
-                <w:sz w:val="20"/>
-                <w:szCs w:val="20"/>
-              </w:rPr>
-              <w:t xml:space="preserve">  </w:t>
-            </w:r>
-            <w:r>
-              <w:rPr>
-                <w:rFonts w:ascii="Avenir Next" w:hAnsi="Avenir Next" w:cs="Avenir Next" w:eastAsia="Avenir Next"/>
-                <w:color w:val="1A1A1A"/>
-                <w:sz w:val="20"/>
-                <w:szCs w:val="20"/>
                 <w:u w:val="single"/>
               </w:rPr>
               <w:t xml:space="preserve">                </w:t>
@@ -1352,7 +1356,7 @@
               <w:rPr>
                 <w:rFonts w:ascii="Avenir Next" w:hAnsi="Avenir Next" w:cs="Avenir Next" w:eastAsia="Avenir Next"/>
                 <w:color w:val="1A1A1A"/>
-                <w:sz w:val="20"/>
+                <w:sz w:val="22"/>
                 <w:szCs w:val="20"/>
               </w:rPr>
               <w:t xml:space="preserve"> visitors</w:t>
@@ -1363,12 +1367,12 @@
     </w:tbl>
     <w:p>
       <w:pPr>
-        <w:spacing w:before="0" w:after="0" w:line="20" w:lineRule="exact"/>
+        <w:spacing w:before="0" w:after="0" w:line="50" w:lineRule="exact"/>
       </w:pPr>
     </w:p>
     <w:p>
       <w:pPr>
-        <w:spacing w:before="0" w:after="0" w:line="20" w:lineRule="exact"/>
+        <w:spacing w:before="0" w:after="0" w:line="50" w:lineRule="exact"/>
       </w:pPr>
     </w:p>
     <w:tbl>
@@ -1418,18 +1422,18 @@
                 <w:rFonts w:ascii="Avenir Next" w:hAnsi="Avenir Next" w:cs="Avenir Next" w:eastAsia="Avenir Next"/>
                 <w:b/>
                 <w:color w:val="1A1A1A"/>
+                <w:sz w:val="22"/>
+                <w:szCs w:val="20"/>
+              </w:rPr>
+              <w:t xml:space="preserve">3.</w:t>
+            </w:r>
+            <w:r>
+              <w:rPr>
+                <w:rFonts w:ascii="Avenir Next" w:hAnsi="Avenir Next" w:cs="Avenir Next" w:eastAsia="Avenir Next"/>
+                <w:color w:val="1A1A1A"/>
                 <w:sz w:val="20"/>
                 <w:szCs w:val="20"/>
               </w:rPr>
-              <w:t xml:space="preserve">3.</w:t>
-            </w:r>
-            <w:r>
-              <w:rPr>
-                <w:rFonts w:ascii="Avenir Next" w:hAnsi="Avenir Next" w:cs="Avenir Next" w:eastAsia="Avenir Next"/>
-                <w:color w:val="1A1A1A"/>
-                <w:sz w:val="20"/>
-                <w:szCs w:val="20"/>
-              </w:rPr>
               <w:tab/>
             </w:r>
             <w:r>
@@ -1437,7 +1441,7 @@
                 <w:rFonts w:ascii="Avenir Next" w:hAnsi="Avenir Next" w:cs="Avenir Next" w:eastAsia="Avenir Next"/>
                 <w:b/>
                 <w:color w:val="1A1A1A"/>
-                <w:sz w:val="20"/>
+                <w:sz w:val="22"/>
                 <w:szCs w:val="20"/>
               </w:rPr>
               <w:t xml:space="preserve">Afternoon Temps.  </w:t>
@@ -1446,7 +1450,7 @@
               <w:rPr>
                 <w:rFonts w:ascii="Avenir Next" w:hAnsi="Avenir Next" w:cs="Avenir Next" w:eastAsia="Avenir Next"/>
                 <w:color w:val="1A1A1A"/>
-                <w:sz w:val="20"/>
+                <w:sz w:val="22"/>
                 <w:szCs w:val="20"/>
               </w:rPr>
               <w:t xml:space="preserve">Four afternoon temperatures were 61, 64, 68 and 71°F. Find the MAD.</w:t>
@@ -1463,7 +1467,7 @@
                 <w:rFonts w:ascii="Avenir Next" w:hAnsi="Avenir Next" w:cs="Avenir Next" w:eastAsia="Avenir Next"/>
                 <w:b/>
                 <w:color w:val="003A70"/>
-                <w:sz w:val="17"/>
+                <w:sz w:val="22"/>
                 <w:szCs w:val="17"/>
               </w:rPr>
               <w:t xml:space="preserve">Hint  </w:t>
@@ -1473,7 +1477,7 @@
                 <w:rFonts w:ascii="Avenir Next" w:hAnsi="Avenir Next" w:cs="Avenir Next" w:eastAsia="Avenir Next"/>
                 <w:i/>
                 <w:color w:val="5A5F66"/>
-                <w:sz w:val="17"/>
+                <w:sz w:val="22"/>
                 <w:szCs w:val="17"/>
               </w:rPr>
               <w:t xml:space="preserve">Find the mean first. Measure each distance from it.</w:t>
@@ -1481,7 +1485,7 @@
           </w:p>
           <w:p>
             <w:pPr>
-              <w:spacing w:before="0" w:after="0" w:line="60" w:lineRule="auto"/>
+              <w:spacing w:before="0" w:after="0" w:line="50" w:lineRule="exact"/>
             </w:pPr>
           </w:p>
           <w:tbl>
@@ -1550,25 +1554,25 @@
                 <w:rFonts w:ascii="Avenir Next" w:hAnsi="Avenir Next" w:cs="Avenir Next" w:eastAsia="Avenir Next"/>
                 <w:b/>
                 <w:color w:val="1A1A1A"/>
+                <w:sz w:val="22"/>
+                <w:szCs w:val="18"/>
+              </w:rPr>
+              <w:t xml:space="preserve">Answer</w:t>
+            </w:r>
+            <w:r>
+              <w:rPr>
+                <w:rFonts w:ascii="Avenir Next" w:hAnsi="Avenir Next" w:cs="Avenir Next" w:eastAsia="Avenir Next"/>
+                <w:color w:val="1A1A1A"/>
                 <w:sz w:val="18"/>
                 <w:szCs w:val="18"/>
               </w:rPr>
-              <w:t xml:space="preserve">Answer</w:t>
-            </w:r>
-            <w:r>
-              <w:rPr>
-                <w:rFonts w:ascii="Avenir Next" w:hAnsi="Avenir Next" w:cs="Avenir Next" w:eastAsia="Avenir Next"/>
-                <w:color w:val="1A1A1A"/>
-                <w:sz w:val="18"/>
-                <w:szCs w:val="18"/>
-              </w:rPr>
               <w:tab/>
             </w:r>
             <w:r>
               <w:rPr>
                 <w:rFonts w:ascii="Avenir Next" w:hAnsi="Avenir Next" w:cs="Avenir Next" w:eastAsia="Avenir Next"/>
                 <w:color w:val="1A1A1A"/>
-                <w:sz w:val="18"/>
+                <w:sz w:val="22"/>
                 <w:szCs w:val="18"/>
               </w:rPr>
               <w:t xml:space="preserve">  °F</w:t>
@@ -1579,12 +1583,12 @@
     </w:tbl>
     <w:p>
       <w:pPr>
-        <w:spacing w:before="0" w:after="0" w:line="20" w:lineRule="exact"/>
+        <w:spacing w:before="0" w:after="0" w:line="50" w:lineRule="exact"/>
       </w:pPr>
     </w:p>
     <w:p>
       <w:pPr>
-        <w:spacing w:before="0" w:after="0" w:line="20" w:lineRule="exact"/>
+        <w:spacing w:before="0" w:after="0" w:line="50" w:lineRule="exact"/>
       </w:pPr>
     </w:p>
     <w:tbl>
@@ -1635,18 +1639,18 @@
                 <w:rFonts w:ascii="Avenir Next" w:hAnsi="Avenir Next" w:cs="Avenir Next" w:eastAsia="Avenir Next"/>
                 <w:b/>
                 <w:color w:val="1A1A1A"/>
+                <w:sz w:val="22"/>
+                <w:szCs w:val="20"/>
+              </w:rPr>
+              <w:t xml:space="preserve">4.</w:t>
+            </w:r>
+            <w:r>
+              <w:rPr>
+                <w:rFonts w:ascii="Avenir Next" w:hAnsi="Avenir Next" w:cs="Avenir Next" w:eastAsia="Avenir Next"/>
+                <w:color w:val="1A1A1A"/>
                 <w:sz w:val="20"/>
                 <w:szCs w:val="20"/>
               </w:rPr>
-              <w:t xml:space="preserve">4.</w:t>
-            </w:r>
-            <w:r>
-              <w:rPr>
-                <w:rFonts w:ascii="Avenir Next" w:hAnsi="Avenir Next" w:cs="Avenir Next" w:eastAsia="Avenir Next"/>
-                <w:color w:val="1A1A1A"/>
-                <w:sz w:val="20"/>
-                <w:szCs w:val="20"/>
-              </w:rPr>
               <w:tab/>
             </w:r>
             <w:r>
@@ -1654,7 +1658,7 @@
                 <w:rFonts w:ascii="Avenir Next" w:hAnsi="Avenir Next" w:cs="Avenir Next" w:eastAsia="Avenir Next"/>
                 <w:b/>
                 <w:color w:val="1A1A1A"/>
-                <w:sz w:val="20"/>
+                <w:sz w:val="22"/>
                 <w:szCs w:val="20"/>
               </w:rPr>
               <w:t xml:space="preserve">All the Same.  </w:t>
@@ -1663,7 +1667,7 @@
               <w:rPr>
                 <w:rFonts w:ascii="Avenir Next" w:hAnsi="Avenir Next" w:cs="Avenir Next" w:eastAsia="Avenir Next"/>
                 <w:color w:val="1A1A1A"/>
-                <w:sz w:val="20"/>
+                <w:sz w:val="22"/>
                 <w:szCs w:val="20"/>
               </w:rPr>
               <w:t xml:space="preserve">Four values are 40, 40, 40, 40. Kenji says the MAD cannot be found. Is he right?</w:t>
@@ -1680,7 +1684,7 @@
                 <w:rFonts w:ascii="Avenir Next" w:hAnsi="Avenir Next" w:cs="Avenir Next" w:eastAsia="Avenir Next"/>
                 <w:b/>
                 <w:color w:val="003A70"/>
-                <w:sz w:val="17"/>
+                <w:sz w:val="22"/>
                 <w:szCs w:val="17"/>
               </w:rPr>
               <w:t xml:space="preserve">Hint  </w:t>
@@ -1690,7 +1694,7 @@
                 <w:rFonts w:ascii="Avenir Next" w:hAnsi="Avenir Next" w:cs="Avenir Next" w:eastAsia="Avenir Next"/>
                 <w:i/>
                 <w:color w:val="5A5F66"/>
-                <w:sz w:val="17"/>
+                <w:sz w:val="22"/>
                 <w:szCs w:val="17"/>
               </w:rPr>
               <w:t xml:space="preserve">Find each value’s distance from the mean.</w:t>
@@ -1698,7 +1702,7 @@
           </w:p>
           <w:p>
             <w:pPr>
-              <w:spacing w:before="0" w:after="0" w:line="60" w:lineRule="auto"/>
+              <w:spacing w:before="0" w:after="0" w:line="50" w:lineRule="exact"/>
             </w:pPr>
           </w:p>
           <w:tbl>
@@ -1767,7 +1771,7 @@
                 <w:rFonts w:ascii="Avenir Next" w:hAnsi="Avenir Next" w:cs="Avenir Next" w:eastAsia="Avenir Next"/>
                 <w:b/>
                 <w:color w:val="1A1A1A"/>
-                <w:sz w:val="18"/>
+                <w:sz w:val="22"/>
                 <w:szCs w:val="18"/>
               </w:rPr>
               <w:t xml:space="preserve">MAD</w:t>
@@ -1802,18 +1806,18 @@
                 <w:rFonts w:ascii="Avenir Next" w:hAnsi="Avenir Next" w:cs="Avenir Next" w:eastAsia="Avenir Next"/>
                 <w:b/>
                 <w:color w:val="1A1A1A"/>
+                <w:sz w:val="22"/>
+                <w:szCs w:val="20"/>
+              </w:rPr>
+              <w:t xml:space="preserve">5.</w:t>
+            </w:r>
+            <w:r>
+              <w:rPr>
+                <w:rFonts w:ascii="Avenir Next" w:hAnsi="Avenir Next" w:cs="Avenir Next" w:eastAsia="Avenir Next"/>
+                <w:color w:val="1A1A1A"/>
                 <w:sz w:val="20"/>
                 <w:szCs w:val="20"/>
               </w:rPr>
-              <w:t xml:space="preserve">5.</w:t>
-            </w:r>
-            <w:r>
-              <w:rPr>
-                <w:rFonts w:ascii="Avenir Next" w:hAnsi="Avenir Next" w:cs="Avenir Next" w:eastAsia="Avenir Next"/>
-                <w:color w:val="1A1A1A"/>
-                <w:sz w:val="20"/>
-                <w:szCs w:val="20"/>
-              </w:rPr>
               <w:tab/>
             </w:r>
             <w:r>
@@ -1821,7 +1825,7 @@
                 <w:rFonts w:ascii="Avenir Next" w:hAnsi="Avenir Next" w:cs="Avenir Next" w:eastAsia="Avenir Next"/>
                 <w:b/>
                 <w:color w:val="1A1A1A"/>
-                <w:sz w:val="20"/>
+                <w:sz w:val="22"/>
                 <w:szCs w:val="20"/>
               </w:rPr>
               <w:t xml:space="preserve">Reading a MAD.  </w:t>
@@ -1830,7 +1834,7 @@
               <w:rPr>
                 <w:rFonts w:ascii="Avenir Next" w:hAnsi="Avenir Next" w:cs="Avenir Next" w:eastAsia="Avenir Next"/>
                 <w:color w:val="1A1A1A"/>
-                <w:sz w:val="20"/>
+                <w:sz w:val="22"/>
                 <w:szCs w:val="20"/>
               </w:rPr>
               <w:t xml:space="preserve">Six bus rides have a mean of 30 minutes and a MAD of 2 minutes. What does the MAD tell a rider?</w:t>
@@ -1838,7 +1842,7 @@
           </w:p>
           <w:p>
             <w:pPr>
-              <w:spacing w:before="0" w:after="0" w:line="60" w:lineRule="auto"/>
+              <w:spacing w:before="0" w:after="0" w:line="50" w:lineRule="exact"/>
             </w:pPr>
           </w:p>
           <w:tbl>
@@ -1907,7 +1911,7 @@
                 <w:rFonts w:ascii="Avenir Next" w:hAnsi="Avenir Next" w:cs="Avenir Next" w:eastAsia="Avenir Next"/>
                 <w:b/>
                 <w:color w:val="1A1A1A"/>
-                <w:sz w:val="18"/>
+                <w:sz w:val="22"/>
                 <w:szCs w:val="18"/>
               </w:rPr>
               <w:t xml:space="preserve">Meaning</w:t>
@@ -1927,12 +1931,12 @@
     </w:tbl>
     <w:p>
       <w:pPr>
-        <w:spacing w:before="0" w:after="0" w:line="20" w:lineRule="exact"/>
+        <w:spacing w:before="0" w:after="0" w:line="50" w:lineRule="exact"/>
       </w:pPr>
     </w:p>
     <w:p>
       <w:pPr>
-        <w:spacing w:before="0" w:after="0" w:line="20" w:lineRule="exact"/>
+        <w:spacing w:before="0" w:after="0" w:line="50" w:lineRule="exact"/>
       </w:pPr>
     </w:p>
     <w:tbl>
@@ -1983,18 +1987,18 @@
                 <w:rFonts w:ascii="Avenir Next" w:hAnsi="Avenir Next" w:cs="Avenir Next" w:eastAsia="Avenir Next"/>
                 <w:b/>
                 <w:color w:val="1A1A1A"/>
+                <w:sz w:val="22"/>
+                <w:szCs w:val="20"/>
+              </w:rPr>
+              <w:t xml:space="preserve">6.</w:t>
+            </w:r>
+            <w:r>
+              <w:rPr>
+                <w:rFonts w:ascii="Avenir Next" w:hAnsi="Avenir Next" w:cs="Avenir Next" w:eastAsia="Avenir Next"/>
+                <w:color w:val="1A1A1A"/>
                 <w:sz w:val="20"/>
                 <w:szCs w:val="20"/>
               </w:rPr>
-              <w:t xml:space="preserve">6.</w:t>
-            </w:r>
-            <w:r>
-              <w:rPr>
-                <w:rFonts w:ascii="Avenir Next" w:hAnsi="Avenir Next" w:cs="Avenir Next" w:eastAsia="Avenir Next"/>
-                <w:color w:val="1A1A1A"/>
-                <w:sz w:val="20"/>
-                <w:szCs w:val="20"/>
-              </w:rPr>
               <w:tab/>
             </w:r>
             <w:r>
@@ -2002,7 +2006,7 @@
                 <w:rFonts w:ascii="Avenir Next" w:hAnsi="Avenir Next" w:cs="Avenir Next" w:eastAsia="Avenir Next"/>
                 <w:b/>
                 <w:color w:val="1A1A1A"/>
-                <w:sz w:val="20"/>
+                <w:sz w:val="22"/>
                 <w:szCs w:val="20"/>
               </w:rPr>
               <w:t xml:space="preserve">Homework Pages.  </w:t>
@@ -2011,7 +2015,7 @@
               <w:rPr>
                 <w:rFonts w:ascii="Avenir Next" w:hAnsi="Avenir Next" w:cs="Avenir Next" w:eastAsia="Avenir Next"/>
                 <w:color w:val="1A1A1A"/>
-                <w:sz w:val="20"/>
+                <w:sz w:val="22"/>
                 <w:szCs w:val="20"/>
               </w:rPr>
               <w:t xml:space="preserve">Five students turned in 10, 16, 22, 24 and 28 pages. Find the mean and the MAD.</w:t>
@@ -2028,7 +2032,7 @@
                 <w:rFonts w:ascii="Avenir Next" w:hAnsi="Avenir Next" w:cs="Avenir Next" w:eastAsia="Avenir Next"/>
                 <w:b/>
                 <w:color w:val="003A70"/>
-                <w:sz w:val="17"/>
+                <w:sz w:val="22"/>
                 <w:szCs w:val="17"/>
               </w:rPr>
               <w:t xml:space="preserve">Hint  </w:t>
@@ -2038,7 +2042,7 @@
                 <w:rFonts w:ascii="Avenir Next" w:hAnsi="Avenir Next" w:cs="Avenir Next" w:eastAsia="Avenir Next"/>
                 <w:i/>
                 <w:color w:val="5A5F66"/>
-                <w:sz w:val="17"/>
+                <w:sz w:val="22"/>
                 <w:szCs w:val="17"/>
               </w:rPr>
               <w:t xml:space="preserve">Measure distances from the mean, not from 0.</w:t>
@@ -2046,7 +2050,7 @@
           </w:p>
           <w:p>
             <w:pPr>
-              <w:spacing w:before="0" w:after="0" w:line="60" w:lineRule="auto"/>
+              <w:spacing w:before="0" w:after="0" w:line="50" w:lineRule="exact"/>
             </w:pPr>
           </w:p>
           <w:tbl>
@@ -2115,7 +2119,7 @@
                 <w:rFonts w:ascii="Avenir Next" w:hAnsi="Avenir Next" w:cs="Avenir Next" w:eastAsia="Avenir Next"/>
                 <w:b/>
                 <w:color w:val="1A1A1A"/>
-                <w:sz w:val="18"/>
+                <w:sz w:val="22"/>
                 <w:szCs w:val="18"/>
               </w:rPr>
               <w:t xml:space="preserve">Mean, MAD</w:t>
@@ -2150,18 +2154,18 @@
                 <w:rFonts w:ascii="Avenir Next" w:hAnsi="Avenir Next" w:cs="Avenir Next" w:eastAsia="Avenir Next"/>
                 <w:b/>
                 <w:color w:val="1A1A1A"/>
+                <w:sz w:val="22"/>
+                <w:szCs w:val="20"/>
+              </w:rPr>
+              <w:t xml:space="preserve">7.</w:t>
+            </w:r>
+            <w:r>
+              <w:rPr>
+                <w:rFonts w:ascii="Avenir Next" w:hAnsi="Avenir Next" w:cs="Avenir Next" w:eastAsia="Avenir Next"/>
+                <w:color w:val="1A1A1A"/>
                 <w:sz w:val="20"/>
                 <w:szCs w:val="20"/>
               </w:rPr>
-              <w:t xml:space="preserve">7.</w:t>
-            </w:r>
-            <w:r>
-              <w:rPr>
-                <w:rFonts w:ascii="Avenir Next" w:hAnsi="Avenir Next" w:cs="Avenir Next" w:eastAsia="Avenir Next"/>
-                <w:color w:val="1A1A1A"/>
-                <w:sz w:val="20"/>
-                <w:szCs w:val="20"/>
-              </w:rPr>
               <w:tab/>
             </w:r>
             <w:r>
@@ -2169,7 +2173,7 @@
                 <w:rFonts w:ascii="Avenir Next" w:hAnsi="Avenir Next" w:cs="Avenir Next" w:eastAsia="Avenir Next"/>
                 <w:b/>
                 <w:color w:val="1A1A1A"/>
-                <w:sz w:val="20"/>
+                <w:sz w:val="22"/>
                 <w:szCs w:val="20"/>
               </w:rPr>
               <w:t xml:space="preserve">Missing Distance.  </w:t>
@@ -2178,7 +2182,7 @@
               <w:rPr>
                 <w:rFonts w:ascii="Avenir Next" w:hAnsi="Avenir Next" w:cs="Avenir Next" w:eastAsia="Avenir Next"/>
                 <w:color w:val="1A1A1A"/>
-                <w:sz w:val="20"/>
+                <w:sz w:val="22"/>
                 <w:szCs w:val="20"/>
               </w:rPr>
               <w:t xml:space="preserve">Four values have mean 60 and MAD 6. Three distances from the mean are 3, 7 and 5. Find the fourth distance.</w:t>
@@ -2195,7 +2199,7 @@
                 <w:rFonts w:ascii="Avenir Next" w:hAnsi="Avenir Next" w:cs="Avenir Next" w:eastAsia="Avenir Next"/>
                 <w:b/>
                 <w:color w:val="003A70"/>
-                <w:sz w:val="17"/>
+                <w:sz w:val="22"/>
                 <w:szCs w:val="17"/>
               </w:rPr>
               <w:t xml:space="preserve">Hint  </w:t>
@@ -2205,7 +2209,7 @@
                 <w:rFonts w:ascii="Avenir Next" w:hAnsi="Avenir Next" w:cs="Avenir Next" w:eastAsia="Avenir Next"/>
                 <w:i/>
                 <w:color w:val="5A5F66"/>
-                <w:sz w:val="17"/>
+                <w:sz w:val="22"/>
                 <w:szCs w:val="17"/>
               </w:rPr>
               <w:t xml:space="preserve">MAD × 4 gives the total of the distances.</w:t>
@@ -2213,7 +2217,7 @@
           </w:p>
           <w:p>
             <w:pPr>
-              <w:spacing w:before="0" w:after="0" w:line="60" w:lineRule="auto"/>
+              <w:spacing w:before="0" w:after="0" w:line="50" w:lineRule="exact"/>
             </w:pPr>
           </w:p>
           <w:tbl>
@@ -2282,7 +2286,7 @@
                 <w:rFonts w:ascii="Avenir Next" w:hAnsi="Avenir Next" w:cs="Avenir Next" w:eastAsia="Avenir Next"/>
                 <w:b/>
                 <w:color w:val="1A1A1A"/>
-                <w:sz w:val="18"/>
+                <w:sz w:val="22"/>
                 <w:szCs w:val="18"/>
               </w:rPr>
               <w:t xml:space="preserve">Distance</w:t>
@@ -2302,12 +2306,12 @@
     </w:tbl>
     <w:p>
       <w:pPr>
-        <w:spacing w:before="0" w:after="0" w:line="20" w:lineRule="exact"/>
+        <w:spacing w:before="0" w:after="0" w:line="50" w:lineRule="exact"/>
       </w:pPr>
     </w:p>
     <w:p>
       <w:pPr>
-        <w:spacing w:before="0" w:after="0" w:line="20" w:lineRule="exact"/>
+        <w:spacing w:before="0" w:after="0" w:line="50" w:lineRule="exact"/>
       </w:pPr>
     </w:p>
     <w:tbl>
@@ -2357,18 +2361,18 @@
                 <w:rFonts w:ascii="Avenir Next" w:hAnsi="Avenir Next" w:cs="Avenir Next" w:eastAsia="Avenir Next"/>
                 <w:b/>
                 <w:color w:val="1A1A1A"/>
+                <w:sz w:val="22"/>
+                <w:szCs w:val="20"/>
+              </w:rPr>
+              <w:t xml:space="preserve">8.</w:t>
+            </w:r>
+            <w:r>
+              <w:rPr>
+                <w:rFonts w:ascii="Avenir Next" w:hAnsi="Avenir Next" w:cs="Avenir Next" w:eastAsia="Avenir Next"/>
+                <w:color w:val="1A1A1A"/>
                 <w:sz w:val="20"/>
                 <w:szCs w:val="20"/>
               </w:rPr>
-              <w:t xml:space="preserve">8.</w:t>
-            </w:r>
-            <w:r>
-              <w:rPr>
-                <w:rFonts w:ascii="Avenir Next" w:hAnsi="Avenir Next" w:cs="Avenir Next" w:eastAsia="Avenir Next"/>
-                <w:color w:val="1A1A1A"/>
-                <w:sz w:val="20"/>
-                <w:szCs w:val="20"/>
-              </w:rPr>
               <w:tab/>
             </w:r>
             <w:r>
@@ -2376,7 +2380,7 @@
                 <w:rFonts w:ascii="Avenir Next" w:hAnsi="Avenir Next" w:cs="Avenir Next" w:eastAsia="Avenir Next"/>
                 <w:b/>
                 <w:color w:val="1A1A1A"/>
-                <w:sz w:val="20"/>
+                <w:sz w:val="22"/>
                 <w:szCs w:val="20"/>
               </w:rPr>
               <w:t xml:space="preserve">Two Groups.  </w:t>
@@ -2385,7 +2389,7 @@
               <w:rPr>
                 <w:rFonts w:ascii="Avenir Next" w:hAnsi="Avenir Next" w:cs="Avenir Next" w:eastAsia="Avenir Next"/>
                 <w:color w:val="1A1A1A"/>
-                <w:sz w:val="20"/>
+                <w:sz w:val="22"/>
                 <w:szCs w:val="20"/>
               </w:rPr>
               <w:t xml:space="preserve">Free throws made — Group 1: 5, 7, 9, 11. Group 2: 2, 8, 9, 13. Both means are 8.</w:t>
@@ -2405,25 +2409,25 @@
                 <w:rFonts w:ascii="Avenir Next" w:hAnsi="Avenir Next" w:cs="Avenir Next" w:eastAsia="Avenir Next"/>
                 <w:b/>
                 <w:color w:val="003A70"/>
+                <w:sz w:val="22"/>
+                <w:szCs w:val="20"/>
+              </w:rPr>
+              <w:t xml:space="preserve">a.</w:t>
+            </w:r>
+            <w:r>
+              <w:rPr>
+                <w:rFonts w:ascii="Avenir Next" w:hAnsi="Avenir Next" w:cs="Avenir Next" w:eastAsia="Avenir Next"/>
+                <w:color w:val="1A1A1A"/>
                 <w:sz w:val="20"/>
                 <w:szCs w:val="20"/>
               </w:rPr>
-              <w:t xml:space="preserve">a.</w:t>
-            </w:r>
-            <w:r>
-              <w:rPr>
-                <w:rFonts w:ascii="Avenir Next" w:hAnsi="Avenir Next" w:cs="Avenir Next" w:eastAsia="Avenir Next"/>
-                <w:color w:val="1A1A1A"/>
-                <w:sz w:val="20"/>
-                <w:szCs w:val="20"/>
-              </w:rPr>
               <w:tab/>
             </w:r>
             <w:r>
               <w:rPr>
                 <w:rFonts w:ascii="Avenir Next" w:hAnsi="Avenir Next" w:cs="Avenir Next" w:eastAsia="Avenir Next"/>
                 <w:color w:val="1A1A1A"/>
-                <w:sz w:val="20"/>
+                <w:sz w:val="22"/>
                 <w:szCs w:val="20"/>
               </w:rPr>
               <w:t xml:space="preserve">MAD of Group 1:</w:t>
@@ -2462,25 +2466,25 @@
                 <w:rFonts w:ascii="Avenir Next" w:hAnsi="Avenir Next" w:cs="Avenir Next" w:eastAsia="Avenir Next"/>
                 <w:b/>
                 <w:color w:val="003A70"/>
+                <w:sz w:val="22"/>
+                <w:szCs w:val="20"/>
+              </w:rPr>
+              <w:t xml:space="preserve">b.</w:t>
+            </w:r>
+            <w:r>
+              <w:rPr>
+                <w:rFonts w:ascii="Avenir Next" w:hAnsi="Avenir Next" w:cs="Avenir Next" w:eastAsia="Avenir Next"/>
+                <w:color w:val="1A1A1A"/>
                 <w:sz w:val="20"/>
                 <w:szCs w:val="20"/>
               </w:rPr>
-              <w:t xml:space="preserve">b.</w:t>
-            </w:r>
-            <w:r>
-              <w:rPr>
-                <w:rFonts w:ascii="Avenir Next" w:hAnsi="Avenir Next" w:cs="Avenir Next" w:eastAsia="Avenir Next"/>
-                <w:color w:val="1A1A1A"/>
-                <w:sz w:val="20"/>
-                <w:szCs w:val="20"/>
-              </w:rPr>
               <w:tab/>
             </w:r>
             <w:r>
               <w:rPr>
                 <w:rFonts w:ascii="Avenir Next" w:hAnsi="Avenir Next" w:cs="Avenir Next" w:eastAsia="Avenir Next"/>
                 <w:color w:val="1A1A1A"/>
-                <w:sz w:val="20"/>
+                <w:sz w:val="22"/>
                 <w:szCs w:val="20"/>
               </w:rPr>
               <w:t xml:space="preserve">MAD of Group 2:</w:t>
@@ -2519,10 +2523,28 @@
                 <w:rFonts w:ascii="Avenir Next" w:hAnsi="Avenir Next" w:cs="Avenir Next" w:eastAsia="Avenir Next"/>
                 <w:b/>
                 <w:color w:val="003A70"/>
+                <w:sz w:val="22"/>
+                <w:szCs w:val="20"/>
+              </w:rPr>
+              <w:t xml:space="preserve">c.</w:t>
+            </w:r>
+            <w:r>
+              <w:rPr>
+                <w:rFonts w:ascii="Avenir Next" w:hAnsi="Avenir Next" w:cs="Avenir Next" w:eastAsia="Avenir Next"/>
+                <w:color w:val="1A1A1A"/>
                 <w:sz w:val="20"/>
                 <w:szCs w:val="20"/>
               </w:rPr>
-              <w:t xml:space="preserve">c.</w:t>
+              <w:tab/>
+            </w:r>
+            <w:r>
+              <w:rPr>
+                <w:rFonts w:ascii="Avenir Next" w:hAnsi="Avenir Next" w:cs="Avenir Next" w:eastAsia="Avenir Next"/>
+                <w:color w:val="1A1A1A"/>
+                <w:sz w:val="22"/>
+                <w:szCs w:val="20"/>
+              </w:rPr>
+              <w:t xml:space="preserve">What does the MAD tell you that the mean does not?</w:t>
             </w:r>
             <w:r>
               <w:rPr>
@@ -2531,7 +2553,7 @@
                 <w:sz w:val="20"/>
                 <w:szCs w:val="20"/>
               </w:rPr>
-              <w:tab/>
+              <w:t xml:space="preserve">  </w:t>
             </w:r>
             <w:r>
               <w:rPr>
@@ -2539,24 +2561,6 @@
                 <w:color w:val="1A1A1A"/>
                 <w:sz w:val="20"/>
                 <w:szCs w:val="20"/>
-              </w:rPr>
-              <w:t xml:space="preserve">What does the MAD tell you that the mean does not?</w:t>
-            </w:r>
-            <w:r>
-              <w:rPr>
-                <w:rFonts w:ascii="Avenir Next" w:hAnsi="Avenir Next" w:cs="Avenir Next" w:eastAsia="Avenir Next"/>
-                <w:color w:val="1A1A1A"/>
-                <w:sz w:val="20"/>
-                <w:szCs w:val="20"/>
-              </w:rPr>
-              <w:t xml:space="preserve">  </w:t>
-            </w:r>
-            <w:r>
-              <w:rPr>
-                <w:rFonts w:ascii="Avenir Next" w:hAnsi="Avenir Next" w:cs="Avenir Next" w:eastAsia="Avenir Next"/>
-                <w:color w:val="1A1A1A"/>
-                <w:sz w:val="20"/>
-                <w:szCs w:val="20"/>
                 <w:u w:val="single"/>
               </w:rPr>
               <w:t xml:space="preserve">                      </w:t>
@@ -2564,7 +2568,7 @@
           </w:p>
           <w:p>
             <w:pPr>
-              <w:spacing w:before="0" w:after="0" w:line="60" w:lineRule="auto"/>
+              <w:spacing w:before="0" w:after="0" w:line="50" w:lineRule="exact"/>
             </w:pPr>
           </w:p>
           <w:tbl>
@@ -2622,7 +2626,7 @@
           </w:tbl>
           <w:p>
             <w:pPr>
-              <w:spacing w:before="0" w:after="0" w:line="24" w:lineRule="auto"/>
+              <w:spacing w:before="0" w:after="0" w:line="50" w:lineRule="exact"/>
             </w:pPr>
           </w:p>
         </w:tc>
@@ -2630,11 +2634,12 @@
     </w:tbl>
     <w:p>
       <w:pPr>
-        <w:spacing w:before="0" w:after="0" w:line="20" w:lineRule="exact"/>
+        <w:spacing w:before="0" w:after="0" w:line="50" w:lineRule="exact"/>
       </w:pPr>
     </w:p>
     <w:p>
       <w:pPr>
+        <w:pStyle w:val="Heading2"/>
         <w:keepNext/>
         <w:pBdr>
           <w:bottom w:val="single" w:sz="8" w:space="3" w:color="003A70"/>
@@ -2650,7 +2655,7 @@
           <w:b/>
           <w:color w:val="003A70"/>
           <w:spacing w:val="14"/>
-          <w:sz w:val="19"/>
+          <w:sz w:val="22"/>
           <w:szCs w:val="19"/>
         </w:rPr>
         <w:t xml:space="preserve">FIND THE ERROR</w:t>
@@ -2669,7 +2674,7 @@
           <w:rFonts w:ascii="Avenir Next" w:hAnsi="Avenir Next" w:cs="Avenir Next" w:eastAsia="Avenir Next"/>
           <w:i/>
           <w:color w:val="5A5F66"/>
-          <w:sz w:val="17"/>
+          <w:sz w:val="22"/>
           <w:szCs w:val="17"/>
         </w:rPr>
         <w:t xml:space="preserve">explain the mistake, then fix it</w:t>
@@ -2677,7 +2682,7 @@
     </w:p>
     <w:p>
       <w:pPr>
-        <w:spacing w:before="0" w:after="0" w:line="20" w:lineRule="exact"/>
+        <w:spacing w:before="0" w:after="0" w:line="50" w:lineRule="exact"/>
       </w:pPr>
     </w:p>
     <w:tbl>
@@ -2727,18 +2732,18 @@
                 <w:rFonts w:ascii="Avenir Next" w:hAnsi="Avenir Next" w:cs="Avenir Next" w:eastAsia="Avenir Next"/>
                 <w:b/>
                 <w:color w:val="1A1A1A"/>
+                <w:sz w:val="22"/>
+                <w:szCs w:val="20"/>
+              </w:rPr>
+              <w:t xml:space="preserve">9.</w:t>
+            </w:r>
+            <w:r>
+              <w:rPr>
+                <w:rFonts w:ascii="Avenir Next" w:hAnsi="Avenir Next" w:cs="Avenir Next" w:eastAsia="Avenir Next"/>
+                <w:color w:val="1A1A1A"/>
                 <w:sz w:val="20"/>
                 <w:szCs w:val="20"/>
               </w:rPr>
-              <w:t xml:space="preserve">9.</w:t>
-            </w:r>
-            <w:r>
-              <w:rPr>
-                <w:rFonts w:ascii="Avenir Next" w:hAnsi="Avenir Next" w:cs="Avenir Next" w:eastAsia="Avenir Next"/>
-                <w:color w:val="1A1A1A"/>
-                <w:sz w:val="20"/>
-                <w:szCs w:val="20"/>
-              </w:rPr>
               <w:tab/>
             </w:r>
             <w:r>
@@ -2746,7 +2751,7 @@
                 <w:rFonts w:ascii="Avenir Next" w:hAnsi="Avenir Next" w:cs="Avenir Next" w:eastAsia="Avenir Next"/>
                 <w:b/>
                 <w:color w:val="1A1A1A"/>
-                <w:sz w:val="20"/>
+                <w:sz w:val="22"/>
                 <w:szCs w:val="20"/>
               </w:rPr>
               <w:t xml:space="preserve">Tobias’s Work.  </w:t>
@@ -2755,7 +2760,7 @@
               <w:rPr>
                 <w:rFonts w:ascii="Avenir Next" w:hAnsi="Avenir Next" w:cs="Avenir Next" w:eastAsia="Avenir Next"/>
                 <w:color w:val="1A1A1A"/>
-                <w:sz w:val="20"/>
+                <w:sz w:val="22"/>
                 <w:szCs w:val="20"/>
               </w:rPr>
               <w:t xml:space="preserve">For 26, 28, 34, 36 (mean 31), Tobias added −5, −3, +3, +5 and reported a MAD of 0. Explain his mistake and find the MAD.</w:t>
@@ -2801,7 +2806,7 @@
                 </w:tcPr>
                 <w:p>
                   <w:pPr>
-                    <w:spacing w:before="0" w:after="0" w:line="240" w:lineRule="auto"/>
+                    <w:spacing w:before="0" w:after="0" w:line="50" w:lineRule="exact"/>
                   </w:pPr>
                 </w:p>
               </w:tc>
@@ -2821,7 +2826,7 @@
                 </w:tcPr>
                 <w:p>
                   <w:pPr>
-                    <w:spacing w:before="0" w:after="0" w:line="240" w:lineRule="auto"/>
+                    <w:spacing w:before="0" w:after="0" w:line="50" w:lineRule="exact"/>
                   </w:pPr>
                 </w:p>
               </w:tc>
@@ -2829,7 +2834,7 @@
           </w:tbl>
           <w:p>
             <w:pPr>
-              <w:spacing w:before="0" w:after="0" w:line="24" w:lineRule="auto"/>
+              <w:spacing w:before="0" w:after="0" w:line="50" w:lineRule="exact"/>
             </w:pPr>
           </w:p>
         </w:tc>
@@ -2837,11 +2842,12 @@
     </w:tbl>
     <w:p>
       <w:pPr>
-        <w:spacing w:before="0" w:after="0" w:line="20" w:lineRule="exact"/>
+        <w:spacing w:before="0" w:after="0" w:line="50" w:lineRule="exact"/>
       </w:pPr>
     </w:p>
     <w:p>
       <w:pPr>
+        <w:pStyle w:val="Heading2"/>
         <w:keepNext/>
         <w:pBdr>
           <w:bottom w:val="single" w:sz="8" w:space="3" w:color="003A70"/>
@@ -2857,7 +2863,7 @@
           <w:b/>
           <w:color w:val="003A70"/>
           <w:spacing w:val="14"/>
-          <w:sz w:val="19"/>
+          <w:sz w:val="22"/>
           <w:szCs w:val="19"/>
         </w:rPr>
         <w:t xml:space="preserve">TEST PRACTICE</w:t>
@@ -2876,7 +2882,7 @@
           <w:rFonts w:ascii="Avenir Next" w:hAnsi="Avenir Next" w:cs="Avenir Next" w:eastAsia="Avenir Next"/>
           <w:i/>
           <w:color w:val="5A5F66"/>
-          <w:sz w:val="17"/>
+          <w:sz w:val="22"/>
           <w:szCs w:val="17"/>
         </w:rPr>
         <w:t xml:space="preserve">choose the best answer</w:t>
@@ -2884,7 +2890,7 @@
     </w:p>
     <w:p>
       <w:pPr>
-        <w:spacing w:before="0" w:after="0" w:line="20" w:lineRule="exact"/>
+        <w:spacing w:before="0" w:after="0" w:line="50" w:lineRule="exact"/>
       </w:pPr>
     </w:p>
     <w:tbl>
@@ -2934,25 +2940,25 @@
                 <w:rFonts w:ascii="Avenir Next" w:hAnsi="Avenir Next" w:cs="Avenir Next" w:eastAsia="Avenir Next"/>
                 <w:b/>
                 <w:color w:val="1A1A1A"/>
+                <w:sz w:val="22"/>
+                <w:szCs w:val="20"/>
+              </w:rPr>
+              <w:t xml:space="preserve">10.</w:t>
+            </w:r>
+            <w:r>
+              <w:rPr>
+                <w:rFonts w:ascii="Avenir Next" w:hAnsi="Avenir Next" w:cs="Avenir Next" w:eastAsia="Avenir Next"/>
+                <w:color w:val="1A1A1A"/>
                 <w:sz w:val="20"/>
                 <w:szCs w:val="20"/>
               </w:rPr>
-              <w:t xml:space="preserve">10.</w:t>
-            </w:r>
-            <w:r>
-              <w:rPr>
-                <w:rFonts w:ascii="Avenir Next" w:hAnsi="Avenir Next" w:cs="Avenir Next" w:eastAsia="Avenir Next"/>
-                <w:color w:val="1A1A1A"/>
-                <w:sz w:val="20"/>
-                <w:szCs w:val="20"/>
-              </w:rPr>
               <w:tab/>
             </w:r>
             <w:r>
               <w:rPr>
                 <w:rFonts w:ascii="Avenir Next" w:hAnsi="Avenir Next" w:cs="Avenir Next" w:eastAsia="Avenir Next"/>
                 <w:color w:val="1A1A1A"/>
-                <w:sz w:val="20"/>
+                <w:sz w:val="22"/>
                 <w:szCs w:val="20"/>
               </w:rPr>
               <w:t xml:space="preserve">A deviation is the distance between a value and the —</w:t>
@@ -3008,7 +3014,7 @@
                       <w:rFonts w:ascii="Avenir Next" w:hAnsi="Avenir Next" w:cs="Avenir Next" w:eastAsia="Avenir Next"/>
                       <w:b/>
                       <w:color w:val="003A70"/>
-                      <w:sz w:val="19"/>
+                      <w:sz w:val="22"/>
                       <w:szCs w:val="19"/>
                     </w:rPr>
                     <w:t xml:space="preserve">A</w:t>
@@ -3026,7 +3032,7 @@
                     <w:rPr>
                       <w:rFonts w:ascii="Avenir Next" w:hAnsi="Avenir Next" w:cs="Avenir Next" w:eastAsia="Avenir Next"/>
                       <w:color w:val="1A1A1A"/>
-                      <w:sz w:val="19"/>
+                      <w:sz w:val="22"/>
                       <w:szCs w:val="19"/>
                     </w:rPr>
                     <w:t xml:space="preserve">mean</w:t>
@@ -3051,7 +3057,7 @@
                       <w:rFonts w:ascii="Avenir Next" w:hAnsi="Avenir Next" w:cs="Avenir Next" w:eastAsia="Avenir Next"/>
                       <w:b/>
                       <w:color w:val="003A70"/>
-                      <w:sz w:val="19"/>
+                      <w:sz w:val="22"/>
                       <w:szCs w:val="19"/>
                     </w:rPr>
                     <w:t xml:space="preserve">B</w:t>
@@ -3069,7 +3075,7 @@
                     <w:rPr>
                       <w:rFonts w:ascii="Avenir Next" w:hAnsi="Avenir Next" w:cs="Avenir Next" w:eastAsia="Avenir Next"/>
                       <w:color w:val="1A1A1A"/>
-                      <w:sz w:val="19"/>
+                      <w:sz w:val="22"/>
                       <w:szCs w:val="19"/>
                     </w:rPr>
                     <w:t xml:space="preserve">median</w:t>
@@ -3094,7 +3100,7 @@
                       <w:rFonts w:ascii="Avenir Next" w:hAnsi="Avenir Next" w:cs="Avenir Next" w:eastAsia="Avenir Next"/>
                       <w:b/>
                       <w:color w:val="003A70"/>
-                      <w:sz w:val="19"/>
+                      <w:sz w:val="22"/>
                       <w:szCs w:val="19"/>
                     </w:rPr>
                     <w:t xml:space="preserve">C</w:t>
@@ -3112,7 +3118,7 @@
                     <w:rPr>
                       <w:rFonts w:ascii="Avenir Next" w:hAnsi="Avenir Next" w:cs="Avenir Next" w:eastAsia="Avenir Next"/>
                       <w:color w:val="1A1A1A"/>
-                      <w:sz w:val="19"/>
+                      <w:sz w:val="22"/>
                       <w:szCs w:val="19"/>
                     </w:rPr>
                     <w:t xml:space="preserve">greatest value</w:t>
@@ -3137,7 +3143,7 @@
                       <w:rFonts w:ascii="Avenir Next" w:hAnsi="Avenir Next" w:cs="Avenir Next" w:eastAsia="Avenir Next"/>
                       <w:b/>
                       <w:color w:val="003A70"/>
-                      <w:sz w:val="19"/>
+                      <w:sz w:val="22"/>
                       <w:szCs w:val="19"/>
                     </w:rPr>
                     <w:t xml:space="preserve">D</w:t>
@@ -3155,7 +3161,7 @@
                     <w:rPr>
                       <w:rFonts w:ascii="Avenir Next" w:hAnsi="Avenir Next" w:cs="Avenir Next" w:eastAsia="Avenir Next"/>
                       <w:color w:val="1A1A1A"/>
-                      <w:sz w:val="19"/>
+                      <w:sz w:val="22"/>
                       <w:szCs w:val="19"/>
                     </w:rPr>
                     <w:t xml:space="preserve">range</w:t>
@@ -3166,7 +3172,7 @@
           </w:tbl>
           <w:p>
             <w:pPr>
-              <w:spacing w:before="0" w:after="0" w:line="24" w:lineRule="auto"/>
+              <w:spacing w:before="0" w:after="0" w:line="50" w:lineRule="exact"/>
             </w:pPr>
           </w:p>
         </w:tc>
@@ -3174,12 +3180,12 @@
     </w:tbl>
     <w:p>
       <w:pPr>
-        <w:spacing w:before="0" w:after="0" w:line="20" w:lineRule="exact"/>
+        <w:spacing w:before="0" w:after="0" w:line="50" w:lineRule="exact"/>
       </w:pPr>
     </w:p>
     <w:p>
       <w:pPr>
-        <w:spacing w:before="0" w:after="0" w:line="20" w:lineRule="exact"/>
+        <w:spacing w:before="0" w:after="0" w:line="50" w:lineRule="exact"/>
       </w:pPr>
     </w:p>
     <w:tbl>
@@ -3229,25 +3235,25 @@
                 <w:rFonts w:ascii="Avenir Next" w:hAnsi="Avenir Next" w:cs="Avenir Next" w:eastAsia="Avenir Next"/>
                 <w:b/>
                 <w:color w:val="1A1A1A"/>
+                <w:sz w:val="22"/>
+                <w:szCs w:val="20"/>
+              </w:rPr>
+              <w:t xml:space="preserve">11.</w:t>
+            </w:r>
+            <w:r>
+              <w:rPr>
+                <w:rFonts w:ascii="Avenir Next" w:hAnsi="Avenir Next" w:cs="Avenir Next" w:eastAsia="Avenir Next"/>
+                <w:color w:val="1A1A1A"/>
                 <w:sz w:val="20"/>
                 <w:szCs w:val="20"/>
               </w:rPr>
-              <w:t xml:space="preserve">11.</w:t>
-            </w:r>
-            <w:r>
-              <w:rPr>
-                <w:rFonts w:ascii="Avenir Next" w:hAnsi="Avenir Next" w:cs="Avenir Next" w:eastAsia="Avenir Next"/>
-                <w:color w:val="1A1A1A"/>
-                <w:sz w:val="20"/>
-                <w:szCs w:val="20"/>
-              </w:rPr>
               <w:tab/>
             </w:r>
             <w:r>
               <w:rPr>
                 <w:rFonts w:ascii="Avenir Next" w:hAnsi="Avenir Next" w:cs="Avenir Next" w:eastAsia="Avenir Next"/>
                 <w:color w:val="1A1A1A"/>
-                <w:sz w:val="20"/>
+                <w:sz w:val="22"/>
                 <w:szCs w:val="20"/>
               </w:rPr>
               <w:t xml:space="preserve">A smaller MAD means the data is —</w:t>
@@ -3301,7 +3307,7 @@
                       <w:rFonts w:ascii="Avenir Next" w:hAnsi="Avenir Next" w:cs="Avenir Next" w:eastAsia="Avenir Next"/>
                       <w:b/>
                       <w:color w:val="003A70"/>
-                      <w:sz w:val="19"/>
+                      <w:sz w:val="22"/>
                       <w:szCs w:val="19"/>
                     </w:rPr>
                     <w:t xml:space="preserve">A</w:t>
@@ -3319,7 +3325,7 @@
                     <w:rPr>
                       <w:rFonts w:ascii="Avenir Next" w:hAnsi="Avenir Next" w:cs="Avenir Next" w:eastAsia="Avenir Next"/>
                       <w:color w:val="1A1A1A"/>
-                      <w:sz w:val="19"/>
+                      <w:sz w:val="22"/>
                       <w:szCs w:val="19"/>
                     </w:rPr>
                     <w:t xml:space="preserve">more spread out</w:t>
@@ -3344,7 +3350,7 @@
                       <w:rFonts w:ascii="Avenir Next" w:hAnsi="Avenir Next" w:cs="Avenir Next" w:eastAsia="Avenir Next"/>
                       <w:b/>
                       <w:color w:val="003A70"/>
-                      <w:sz w:val="19"/>
+                      <w:sz w:val="22"/>
                       <w:szCs w:val="19"/>
                     </w:rPr>
                     <w:t xml:space="preserve">B</w:t>
@@ -3362,7 +3368,7 @@
                     <w:rPr>
                       <w:rFonts w:ascii="Avenir Next" w:hAnsi="Avenir Next" w:cs="Avenir Next" w:eastAsia="Avenir Next"/>
                       <w:color w:val="1A1A1A"/>
-                      <w:sz w:val="19"/>
+                      <w:sz w:val="22"/>
                       <w:szCs w:val="19"/>
                     </w:rPr>
                     <w:t xml:space="preserve">larger</w:t>
@@ -3392,7 +3398,7 @@
                       <w:rFonts w:ascii="Avenir Next" w:hAnsi="Avenir Next" w:cs="Avenir Next" w:eastAsia="Avenir Next"/>
                       <w:b/>
                       <w:color w:val="003A70"/>
-                      <w:sz w:val="19"/>
+                      <w:sz w:val="22"/>
                       <w:szCs w:val="19"/>
                     </w:rPr>
                     <w:t xml:space="preserve">C</w:t>
@@ -3410,7 +3416,7 @@
                     <w:rPr>
                       <w:rFonts w:ascii="Avenir Next" w:hAnsi="Avenir Next" w:cs="Avenir Next" w:eastAsia="Avenir Next"/>
                       <w:color w:val="1A1A1A"/>
-                      <w:sz w:val="19"/>
+                      <w:sz w:val="22"/>
                       <w:szCs w:val="19"/>
                     </w:rPr>
                     <w:t xml:space="preserve">closer to the mean</w:t>
@@ -3435,7 +3441,7 @@
                       <w:rFonts w:ascii="Avenir Next" w:hAnsi="Avenir Next" w:cs="Avenir Next" w:eastAsia="Avenir Next"/>
                       <w:b/>
                       <w:color w:val="003A70"/>
-                      <w:sz w:val="19"/>
+                      <w:sz w:val="22"/>
                       <w:szCs w:val="19"/>
                     </w:rPr>
                     <w:t xml:space="preserve">D</w:t>
@@ -3453,7 +3459,7 @@
                     <w:rPr>
                       <w:rFonts w:ascii="Avenir Next" w:hAnsi="Avenir Next" w:cs="Avenir Next" w:eastAsia="Avenir Next"/>
                       <w:color w:val="1A1A1A"/>
-                      <w:sz w:val="19"/>
+                      <w:sz w:val="22"/>
                       <w:szCs w:val="19"/>
                     </w:rPr>
                     <w:t xml:space="preserve">negative</w:t>
@@ -3464,7 +3470,7 @@
           </w:tbl>
           <w:p>
             <w:pPr>
-              <w:spacing w:before="0" w:after="0" w:line="24" w:lineRule="auto"/>
+              <w:spacing w:before="0" w:after="0" w:line="50" w:lineRule="exact"/>
             </w:pPr>
           </w:p>
         </w:tc>
@@ -3472,11 +3478,12 @@
     </w:tbl>
     <w:p>
       <w:pPr>
-        <w:spacing w:before="0" w:after="0" w:line="20" w:lineRule="exact"/>
+        <w:spacing w:before="0" w:after="0" w:line="50" w:lineRule="exact"/>
       </w:pPr>
     </w:p>
     <w:p>
       <w:pPr>
+        <w:pStyle w:val="Heading2"/>
         <w:keepNext/>
         <w:pBdr>
           <w:bottom w:val="single" w:sz="8" w:space="3" w:color="003A70"/>
@@ -3492,7 +3499,7 @@
           <w:b/>
           <w:color w:val="003A70"/>
           <w:spacing w:val="14"/>
-          <w:sz w:val="19"/>
+          <w:sz w:val="22"/>
           <w:szCs w:val="19"/>
         </w:rPr>
         <w:t xml:space="preserve">SELF-CHECK CODE</w:t>
@@ -3511,7 +3518,7 @@
           <w:rFonts w:ascii="Avenir Next" w:hAnsi="Avenir Next" w:cs="Avenir Next" w:eastAsia="Avenir Next"/>
           <w:i/>
           <w:color w:val="5A5F66"/>
-          <w:sz w:val="17"/>
+          <w:sz w:val="22"/>
           <w:szCs w:val="17"/>
         </w:rPr>
         <w:t xml:space="preserve">find your answer · copy its letter into that problem’s box · spell a math word</w:t>
@@ -3570,7 +3577,7 @@
                 <w:rFonts w:ascii="Avenir Next" w:hAnsi="Avenir Next" w:cs="Avenir Next" w:eastAsia="Avenir Next"/>
                 <w:b/>
                 <w:color w:val="1A1A1A"/>
-                <w:sz w:val="18"/>
+                <w:sz w:val="22"/>
                 <w:szCs w:val="18"/>
               </w:rPr>
               <w:t xml:space="preserve">28</w:t>
@@ -3586,7 +3593,7 @@
                 <w:rFonts w:ascii="Avenir Next" w:hAnsi="Avenir Next" w:cs="Avenir Next" w:eastAsia="Avenir Next"/>
                 <w:b/>
                 <w:color w:val="003A70"/>
-                <w:sz w:val="18"/>
+                <w:sz w:val="22"/>
                 <w:szCs w:val="18"/>
               </w:rPr>
               <w:t xml:space="preserve">X</w:t>
@@ -3609,7 +3616,7 @@
                 <w:rFonts w:ascii="Avenir Next" w:hAnsi="Avenir Next" w:cs="Avenir Next" w:eastAsia="Avenir Next"/>
                 <w:b/>
                 <w:color w:val="1A1A1A"/>
-                <w:sz w:val="18"/>
+                <w:sz w:val="22"/>
                 <w:szCs w:val="18"/>
               </w:rPr>
               <w:t xml:space="preserve">0</w:t>
@@ -3625,7 +3632,7 @@
                 <w:rFonts w:ascii="Avenir Next" w:hAnsi="Avenir Next" w:cs="Avenir Next" w:eastAsia="Avenir Next"/>
                 <w:b/>
                 <w:color w:val="003A70"/>
-                <w:sz w:val="18"/>
+                <w:sz w:val="22"/>
                 <w:szCs w:val="18"/>
               </w:rPr>
               <w:t xml:space="preserve">R</w:t>
@@ -3648,7 +3655,7 @@
                 <w:rFonts w:ascii="Avenir Next" w:hAnsi="Avenir Next" w:cs="Avenir Next" w:eastAsia="Avenir Next"/>
                 <w:b/>
                 <w:color w:val="1A1A1A"/>
-                <w:sz w:val="18"/>
+                <w:sz w:val="22"/>
                 <w:szCs w:val="18"/>
               </w:rPr>
               <w:t xml:space="preserve">5.6</w:t>
@@ -3664,7 +3671,7 @@
                 <w:rFonts w:ascii="Avenir Next" w:hAnsi="Avenir Next" w:cs="Avenir Next" w:eastAsia="Avenir Next"/>
                 <w:b/>
                 <w:color w:val="003A70"/>
-                <w:sz w:val="18"/>
+                <w:sz w:val="22"/>
                 <w:szCs w:val="18"/>
               </w:rPr>
               <w:t xml:space="preserve">A</w:t>
@@ -3687,7 +3694,7 @@
                 <w:rFonts w:ascii="Avenir Next" w:hAnsi="Avenir Next" w:cs="Avenir Next" w:eastAsia="Avenir Next"/>
                 <w:b/>
                 <w:color w:val="1A1A1A"/>
-                <w:sz w:val="18"/>
+                <w:sz w:val="22"/>
                 <w:szCs w:val="18"/>
               </w:rPr>
               <w:t xml:space="preserve">3</w:t>
@@ -3703,7 +3710,7 @@
                 <w:rFonts w:ascii="Avenir Next" w:hAnsi="Avenir Next" w:cs="Avenir Next" w:eastAsia="Avenir Next"/>
                 <w:b/>
                 <w:color w:val="003A70"/>
-                <w:sz w:val="18"/>
+                <w:sz w:val="22"/>
                 <w:szCs w:val="18"/>
               </w:rPr>
               <w:t xml:space="preserve">E</w:t>
@@ -3726,7 +3733,7 @@
                 <w:rFonts w:ascii="Avenir Next" w:hAnsi="Avenir Next" w:cs="Avenir Next" w:eastAsia="Avenir Next"/>
                 <w:b/>
                 <w:color w:val="1A1A1A"/>
-                <w:sz w:val="18"/>
+                <w:sz w:val="22"/>
                 <w:szCs w:val="18"/>
               </w:rPr>
               <w:t xml:space="preserve">4.8</w:t>
@@ -3742,7 +3749,7 @@
                 <w:rFonts w:ascii="Avenir Next" w:hAnsi="Avenir Next" w:cs="Avenir Next" w:eastAsia="Avenir Next"/>
                 <w:b/>
                 <w:color w:val="003A70"/>
-                <w:sz w:val="18"/>
+                <w:sz w:val="22"/>
                 <w:szCs w:val="18"/>
               </w:rPr>
               <w:t xml:space="preserve">Z</w:t>
@@ -3765,7 +3772,7 @@
                 <w:rFonts w:ascii="Avenir Next" w:hAnsi="Avenir Next" w:cs="Avenir Next" w:eastAsia="Avenir Next"/>
                 <w:b/>
                 <w:color w:val="1A1A1A"/>
-                <w:sz w:val="18"/>
+                <w:sz w:val="22"/>
                 <w:szCs w:val="18"/>
               </w:rPr>
               <w:t xml:space="preserve">3.5</w:t>
@@ -3781,7 +3788,7 @@
                 <w:rFonts w:ascii="Avenir Next" w:hAnsi="Avenir Next" w:cs="Avenir Next" w:eastAsia="Avenir Next"/>
                 <w:b/>
                 <w:color w:val="003A70"/>
-                <w:sz w:val="18"/>
+                <w:sz w:val="22"/>
                 <w:szCs w:val="18"/>
               </w:rPr>
               <w:t xml:space="preserve">E</w:t>
@@ -3804,7 +3811,7 @@
                 <w:rFonts w:ascii="Avenir Next" w:hAnsi="Avenir Next" w:cs="Avenir Next" w:eastAsia="Avenir Next"/>
                 <w:b/>
                 <w:color w:val="1A1A1A"/>
-                <w:sz w:val="18"/>
+                <w:sz w:val="22"/>
                 <w:szCs w:val="18"/>
               </w:rPr>
               <w:t xml:space="preserve">4.4</w:t>
@@ -3820,7 +3827,7 @@
                 <w:rFonts w:ascii="Avenir Next" w:hAnsi="Avenir Next" w:cs="Avenir Next" w:eastAsia="Avenir Next"/>
                 <w:b/>
                 <w:color w:val="003A70"/>
-                <w:sz w:val="18"/>
+                <w:sz w:val="22"/>
                 <w:szCs w:val="18"/>
               </w:rPr>
               <w:t xml:space="preserve">A</w:t>
@@ -3843,7 +3850,7 @@
                 <w:rFonts w:ascii="Avenir Next" w:hAnsi="Avenir Next" w:cs="Avenir Next" w:eastAsia="Avenir Next"/>
                 <w:b/>
                 <w:color w:val="1A1A1A"/>
-                <w:sz w:val="18"/>
+                <w:sz w:val="22"/>
                 <w:szCs w:val="18"/>
               </w:rPr>
               <w:t xml:space="preserve">9</w:t>
@@ -3859,7 +3866,7 @@
                 <w:rFonts w:ascii="Avenir Next" w:hAnsi="Avenir Next" w:cs="Avenir Next" w:eastAsia="Avenir Next"/>
                 <w:b/>
                 <w:color w:val="003A70"/>
-                <w:sz w:val="18"/>
+                <w:sz w:val="22"/>
                 <w:szCs w:val="18"/>
               </w:rPr>
               <w:t xml:space="preserve">G</w:t>
@@ -3882,7 +3889,7 @@
                 <w:rFonts w:ascii="Avenir Next" w:hAnsi="Avenir Next" w:cs="Avenir Next" w:eastAsia="Avenir Next"/>
                 <w:b/>
                 <w:color w:val="1A1A1A"/>
-                <w:sz w:val="18"/>
+                <w:sz w:val="22"/>
                 <w:szCs w:val="18"/>
               </w:rPr>
               <w:t xml:space="preserve">6</w:t>
@@ -3898,7 +3905,7 @@
                 <w:rFonts w:ascii="Avenir Next" w:hAnsi="Avenir Next" w:cs="Avenir Next" w:eastAsia="Avenir Next"/>
                 <w:b/>
                 <w:color w:val="003A70"/>
-                <w:sz w:val="18"/>
+                <w:sz w:val="22"/>
                 <w:szCs w:val="18"/>
               </w:rPr>
               <w:t xml:space="preserve">V</w:t>
@@ -3921,7 +3928,7 @@
                 <w:rFonts w:ascii="Avenir Next" w:hAnsi="Avenir Next" w:cs="Avenir Next" w:eastAsia="Avenir Next"/>
                 <w:b/>
                 <w:color w:val="1A1A1A"/>
-                <w:sz w:val="18"/>
+                <w:sz w:val="22"/>
                 <w:szCs w:val="18"/>
               </w:rPr>
               <w:t xml:space="preserve">14</w:t>
@@ -3937,7 +3944,7 @@
                 <w:rFonts w:ascii="Avenir Next" w:hAnsi="Avenir Next" w:cs="Avenir Next" w:eastAsia="Avenir Next"/>
                 <w:b/>
                 <w:color w:val="003A70"/>
-                <w:sz w:val="18"/>
+                <w:sz w:val="22"/>
                 <w:szCs w:val="18"/>
               </w:rPr>
               <w:t xml:space="preserve">Q</w:t>
@@ -3948,7 +3955,7 @@
     </w:tbl>
     <w:p>
       <w:pPr>
-        <w:spacing w:before="0" w:after="0" w:line="60" w:lineRule="auto"/>
+        <w:spacing w:before="0" w:after="0" w:line="50" w:lineRule="exact"/>
       </w:pPr>
     </w:p>
     <w:tbl>
@@ -4137,7 +4144,7 @@
     </w:tbl>
     <w:p>
       <w:pPr>
-        <w:spacing w:before="0" w:after="0" w:line="40" w:lineRule="auto"/>
+        <w:spacing w:before="0" w:after="0" w:line="50" w:lineRule="exact"/>
       </w:pPr>
     </w:p>
     <w:tbl>
@@ -4179,6 +4186,7 @@
           </w:tcPr>
           <w:p>
             <w:pPr>
+              <w:pStyle w:val="Heading2"/>
               <w:spacing w:before="0" w:after="0" w:line="240" w:lineRule="auto"/>
             </w:pPr>
             <w:r>
@@ -4216,7 +4224,7 @@
               <w:rPr>
                 <w:rFonts w:ascii="Avenir Next" w:hAnsi="Avenir Next" w:cs="Avenir Next" w:eastAsia="Avenir Next"/>
                 <w:color w:val="1A1A1A"/>
-                <w:sz w:val="17"/>
+                <w:sz w:val="22"/>
                 <w:szCs w:val="17"/>
               </w:rPr>
               <w:t xml:space="preserve">  I can do this on my own</w:t>
@@ -4245,7 +4253,7 @@
               <w:rPr>
                 <w:rFonts w:ascii="Avenir Next" w:hAnsi="Avenir Next" w:cs="Avenir Next" w:eastAsia="Avenir Next"/>
                 <w:color w:val="1A1A1A"/>
-                <w:sz w:val="17"/>
+                <w:sz w:val="22"/>
                 <w:szCs w:val="17"/>
               </w:rPr>
               <w:t xml:space="preserve">  I need a little help</w:t>
@@ -4274,7 +4282,7 @@
               <w:rPr>
                 <w:rFonts w:ascii="Avenir Next" w:hAnsi="Avenir Next" w:cs="Avenir Next" w:eastAsia="Avenir Next"/>
                 <w:color w:val="1A1A1A"/>
-                <w:sz w:val="17"/>
+                <w:sz w:val="22"/>
                 <w:szCs w:val="17"/>
               </w:rPr>
               <w:t xml:space="preserve">  I have a question about #</w:t>
@@ -4295,7 +4303,7 @@
     </w:tbl>
     <w:p>
       <w:pPr>
-        <w:spacing w:before="0" w:after="0" w:line="20" w:lineRule="exact"/>
+        <w:spacing w:before="0" w:after="0" w:line="50" w:lineRule="exact"/>
       </w:pPr>
     </w:p>
     <w:sectPr>
@@ -4381,7 +4389,106 @@
               <w:sz w:val="15"/>
               <w:szCs w:val="15"/>
             </w:rPr>
-            <w:t xml:space="preserve">Lesson 2-9  ·  Session 1  ·  Practice Form B</w:t>
+            <w:t xml:space="preserve">2-9 · Page </w:t>
+          </w:r>
+          <w:r>
+            <w:rPr>
+              <w:rFonts w:ascii="Avenir Next" w:hAnsi="Avenir Next" w:cs="Avenir Next" w:eastAsia="Avenir Next"/>
+              <w:color w:val="5A5F66"/>
+              <w:sz w:val="15"/>
+              <w:szCs w:val="15"/>
+            </w:rPr>
+            <w:fldChar w:fldCharType="begin"/>
+          </w:r>
+          <w:r>
+            <w:rPr>
+              <w:rFonts w:ascii="Avenir Next" w:hAnsi="Avenir Next" w:cs="Avenir Next" w:eastAsia="Avenir Next"/>
+              <w:color w:val="5A5F66"/>
+              <w:sz w:val="15"/>
+              <w:szCs w:val="15"/>
+            </w:rPr>
+            <w:instrText xml:space="preserve"> PAGE </w:instrText>
+          </w:r>
+          <w:r>
+            <w:rPr>
+              <w:rFonts w:ascii="Avenir Next" w:hAnsi="Avenir Next" w:cs="Avenir Next" w:eastAsia="Avenir Next"/>
+              <w:color w:val="5A5F66"/>
+              <w:sz w:val="15"/>
+              <w:szCs w:val="15"/>
+            </w:rPr>
+            <w:fldChar w:fldCharType="separate"/>
+          </w:r>
+          <w:r>
+            <w:rPr>
+              <w:rFonts w:ascii="Avenir Next" w:hAnsi="Avenir Next" w:cs="Avenir Next" w:eastAsia="Avenir Next"/>
+              <w:color w:val="5A5F66"/>
+              <w:sz w:val="15"/>
+              <w:szCs w:val="15"/>
+            </w:rPr>
+            <w:t xml:space="preserve">1</w:t>
+          </w:r>
+          <w:r>
+            <w:rPr>
+              <w:rFonts w:ascii="Avenir Next" w:hAnsi="Avenir Next" w:cs="Avenir Next" w:eastAsia="Avenir Next"/>
+              <w:color w:val="5A5F66"/>
+              <w:sz w:val="15"/>
+              <w:szCs w:val="15"/>
+            </w:rPr>
+            <w:fldChar w:fldCharType="end"/>
+          </w:r>
+          <w:r>
+            <w:rPr>
+              <w:rFonts w:ascii="Avenir Next" w:hAnsi="Avenir Next" w:cs="Avenir Next" w:eastAsia="Avenir Next"/>
+              <w:color w:val="5A5F66"/>
+              <w:sz w:val="15"/>
+              <w:szCs w:val="15"/>
+            </w:rPr>
+            <w:t xml:space="preserve"> of </w:t>
+          </w:r>
+          <w:r>
+            <w:rPr>
+              <w:rFonts w:ascii="Avenir Next" w:hAnsi="Avenir Next" w:cs="Avenir Next" w:eastAsia="Avenir Next"/>
+              <w:color w:val="5A5F66"/>
+              <w:sz w:val="15"/>
+              <w:szCs w:val="15"/>
+            </w:rPr>
+            <w:fldChar w:fldCharType="begin"/>
+          </w:r>
+          <w:r>
+            <w:rPr>
+              <w:rFonts w:ascii="Avenir Next" w:hAnsi="Avenir Next" w:cs="Avenir Next" w:eastAsia="Avenir Next"/>
+              <w:color w:val="5A5F66"/>
+              <w:sz w:val="15"/>
+              <w:szCs w:val="15"/>
+            </w:rPr>
+            <w:instrText xml:space="preserve"> NUMPAGES </w:instrText>
+          </w:r>
+          <w:r>
+            <w:rPr>
+              <w:rFonts w:ascii="Avenir Next" w:hAnsi="Avenir Next" w:cs="Avenir Next" w:eastAsia="Avenir Next"/>
+              <w:color w:val="5A5F66"/>
+              <w:sz w:val="15"/>
+              <w:szCs w:val="15"/>
+            </w:rPr>
+            <w:fldChar w:fldCharType="separate"/>
+          </w:r>
+          <w:r>
+            <w:rPr>
+              <w:rFonts w:ascii="Avenir Next" w:hAnsi="Avenir Next" w:cs="Avenir Next" w:eastAsia="Avenir Next"/>
+              <w:color w:val="5A5F66"/>
+              <w:sz w:val="15"/>
+              <w:szCs w:val="15"/>
+            </w:rPr>
+            <w:t xml:space="preserve">1</w:t>
+          </w:r>
+          <w:r>
+            <w:rPr>
+              <w:rFonts w:ascii="Avenir Next" w:hAnsi="Avenir Next" w:cs="Avenir Next" w:eastAsia="Avenir Next"/>
+              <w:color w:val="5A5F66"/>
+              <w:sz w:val="15"/>
+              <w:szCs w:val="15"/>
+            </w:rPr>
+            <w:fldChar w:fldCharType="end"/>
           </w:r>
         </w:p>
       </w:tc>
@@ -4424,5 +4531,23 @@
       </w:tblCellMar>
     </w:tblPr>
   </w:style>
+  <w:style w:type="paragraph" w:styleId="Heading1">
+    <w:name w:val="heading 1"/>
+    <w:basedOn w:val="Normal"/>
+    <w:pPr>
+      <w:outlineLvl w:val="0"/>
+      <w:keepNext w:val="0"/>
+      <w:keepLines w:val="0"/>
+    </w:pPr>
+  </w:style>
+  <w:style w:type="paragraph" w:styleId="Heading2">
+    <w:name w:val="heading 2"/>
+    <w:basedOn w:val="Normal"/>
+    <w:pPr>
+      <w:outlineLvl w:val="1"/>
+      <w:keepNext w:val="0"/>
+      <w:keepLines w:val="0"/>
+    </w:pPr>
+  </w:style>
 </w:styles>
 </file>